--- a/00-首页/题组Word/第一轮·竞赛教材版/总索引.docx
+++ b/00-首页/题组Word/第一轮·竞赛教材版/总索引.docx
@@ -348,45 +348,15 @@
             </w:pPr>
             <w:r>
               <w:rPr>
-                <w:rFonts w:hint="eastAsia" w:ascii="Times New Roman" w:hAnsi="Times New Roman" w:eastAsia="Times New Roman" w:cs="Times New Roman"/>
-              </w:rPr>
-              <w:t>2022</w:t>
-            </w:r>
-            <w:r>
-              <w:rPr>
-                <w:rFonts w:hint="eastAsia" w:ascii="Times New Roman" w:hAnsi="Times New Roman" w:eastAsia="FangSong" w:cs="Times New Roman"/>
-              </w:rPr>
-              <w:t>年浙江省预赛试题第</w:t>
-            </w:r>
-            <w:r>
-              <w:rPr>
-                <w:rFonts w:hint="eastAsia" w:ascii="Times New Roman" w:hAnsi="Times New Roman" w:eastAsia="Times New Roman" w:cs="Times New Roman"/>
-              </w:rPr>
-              <w:t>69</w:t>
-            </w:r>
-            <w:r>
-              <w:rPr>
-                <w:rFonts w:hint="eastAsia" w:ascii="Times New Roman" w:hAnsi="Times New Roman" w:eastAsia="FangSong" w:cs="Times New Roman"/>
-              </w:rPr>
-              <w:t>题</w:t>
-            </w:r>
-            <w:r>
-              <w:rPr>
-                <w:rFonts w:hint="eastAsia" w:ascii="Times New Roman" w:hAnsi="Times New Roman" w:eastAsia="Times New Roman" w:cs="Times New Roman"/>
-              </w:rPr>
-              <w:t>（</w:t>
-            </w:r>
-            <w:r>
-              <w:rPr>
-                <w:rFonts w:hint="eastAsia" w:ascii="Times New Roman" w:hAnsi="Times New Roman" w:eastAsia="FangSong" w:cs="Times New Roman"/>
-              </w:rPr>
-              <w:t>多选</w:t>
-            </w:r>
-            <w:r>
-              <w:rPr>
-                <w:rFonts w:hint="eastAsia" w:ascii="Times New Roman" w:hAnsi="Times New Roman" w:eastAsia="Times New Roman" w:cs="Times New Roman"/>
-              </w:rPr>
-              <w:t>）、</w:t>
+                <w:rFonts w:hint="eastAsia" w:ascii="Times New Roman" w:hAnsi="Times New Roman" w:eastAsia="FangSong" w:cs="Times New Roman"/>
+              </w:rPr>
+              <w:t>一分册能力测试</w:t>
+            </w:r>
+            <w:r>
+              <w:rPr>
+                <w:rFonts w:hint="eastAsia" w:ascii="Times New Roman" w:hAnsi="Times New Roman" w:eastAsia="Times New Roman" w:cs="Times New Roman"/>
+              </w:rPr>
+              <w:t>、</w:t>
             </w:r>
             <w:r>
               <w:rPr>
@@ -405,18 +375,6 @@
                 <w:rFonts w:hint="eastAsia" w:ascii="Times New Roman" w:hAnsi="Times New Roman" w:eastAsia="FangSong" w:cs="Times New Roman"/>
               </w:rPr>
               <w:t>汇智竞赛题目</w:t>
-            </w:r>
-            <w:r>
-              <w:rPr>
-                <w:rFonts w:hint="eastAsia" w:ascii="Times New Roman" w:hAnsi="Times New Roman" w:eastAsia="Times New Roman" w:cs="Times New Roman"/>
-              </w:rPr>
-              <w:t>（</w:t>
-            </w:r>
-            <w:r>
-              <w:rPr>
-                <w:rFonts w:hint="eastAsia" w:ascii="Times New Roman" w:hAnsi="Times New Roman" w:eastAsia="FangSong" w:cs="Times New Roman"/>
-              </w:rPr>
-              <w:t>教师版</w:t>
             </w:r>
           </w:p>
         </w:tc>
@@ -623,81 +581,51 @@
             </w:pPr>
             <w:r>
               <w:rPr>
+                <w:rFonts w:hint="eastAsia" w:ascii="Times New Roman" w:hAnsi="Times New Roman" w:eastAsia="FangSong" w:cs="Times New Roman"/>
+              </w:rPr>
+              <w:t>一分册能力测试</w:t>
+            </w:r>
+            <w:r>
+              <w:rPr>
+                <w:rFonts w:hint="eastAsia" w:ascii="Times New Roman" w:hAnsi="Times New Roman" w:eastAsia="Times New Roman" w:cs="Times New Roman"/>
+              </w:rPr>
+              <w:t>、</w:t>
+            </w:r>
+            <w:r>
+              <w:rPr>
+                <w:rFonts w:hint="eastAsia" w:ascii="Times New Roman" w:hAnsi="Times New Roman" w:eastAsia="FangSong" w:cs="Times New Roman"/>
+              </w:rPr>
+              <w:t>上海中学竞赛课程</w:t>
+            </w:r>
+            <w:r>
+              <w:rPr>
+                <w:rFonts w:hint="eastAsia" w:ascii="Times New Roman" w:hAnsi="Times New Roman" w:eastAsia="Times New Roman" w:cs="Times New Roman"/>
+              </w:rPr>
+              <w:t>、</w:t>
+            </w:r>
+            <w:r>
+              <w:rPr>
+                <w:rFonts w:hint="eastAsia" w:ascii="Times New Roman" w:hAnsi="Times New Roman" w:eastAsia="FangSong" w:cs="Times New Roman"/>
+              </w:rPr>
+              <w:t>省预赛</w:t>
+            </w:r>
+            <w:r>
+              <w:rPr>
+                <w:rFonts w:hint="eastAsia" w:ascii="Times New Roman" w:hAnsi="Times New Roman" w:eastAsia="Times New Roman" w:cs="Times New Roman"/>
+              </w:rPr>
+              <w:t>·</w:t>
+            </w:r>
+            <w:r>
+              <w:rPr>
+                <w:rFonts w:hint="eastAsia" w:ascii="Times New Roman" w:hAnsi="Times New Roman" w:eastAsia="FangSong" w:cs="Times New Roman"/>
+              </w:rPr>
+              <w:t>浙江</w:t>
+            </w:r>
+            <w:r>
+              <w:rPr>
                 <w:rFonts w:hint="eastAsia" w:ascii="Times New Roman" w:hAnsi="Times New Roman" w:eastAsia="Times New Roman" w:cs="Times New Roman"/>
               </w:rPr>
               <w:t>2021</w:t>
-            </w:r>
-            <w:r>
-              <w:rPr>
-                <w:rFonts w:hint="eastAsia" w:ascii="Times New Roman" w:hAnsi="Times New Roman" w:eastAsia="FangSong" w:cs="Times New Roman"/>
-              </w:rPr>
-              <w:t>年浙江省预赛试题第</w:t>
-            </w:r>
-            <w:r>
-              <w:rPr>
-                <w:rFonts w:hint="eastAsia" w:ascii="Times New Roman" w:hAnsi="Times New Roman" w:eastAsia="Times New Roman" w:cs="Times New Roman"/>
-              </w:rPr>
-              <w:t>10</w:t>
-            </w:r>
-            <w:r>
-              <w:rPr>
-                <w:rFonts w:hint="eastAsia" w:ascii="Times New Roman" w:hAnsi="Times New Roman" w:eastAsia="FangSong" w:cs="Times New Roman"/>
-              </w:rPr>
-              <w:t>题</w:t>
-            </w:r>
-            <w:r>
-              <w:rPr>
-                <w:rFonts w:hint="eastAsia" w:ascii="Times New Roman" w:hAnsi="Times New Roman" w:eastAsia="Times New Roman" w:cs="Times New Roman"/>
-              </w:rPr>
-              <w:t>（</w:t>
-            </w:r>
-            <w:r>
-              <w:rPr>
-                <w:rFonts w:hint="eastAsia" w:ascii="Times New Roman" w:hAnsi="Times New Roman" w:eastAsia="FangSong" w:cs="Times New Roman"/>
-              </w:rPr>
-              <w:t>单选</w:t>
-            </w:r>
-            <w:r>
-              <w:rPr>
-                <w:rFonts w:hint="eastAsia" w:ascii="Times New Roman" w:hAnsi="Times New Roman" w:eastAsia="Times New Roman" w:cs="Times New Roman"/>
-              </w:rPr>
-              <w:t>）、2021</w:t>
-            </w:r>
-            <w:r>
-              <w:rPr>
-                <w:rFonts w:hint="eastAsia" w:ascii="Times New Roman" w:hAnsi="Times New Roman" w:eastAsia="FangSong" w:cs="Times New Roman"/>
-              </w:rPr>
-              <w:t>年浙江省预赛试题第</w:t>
-            </w:r>
-            <w:r>
-              <w:rPr>
-                <w:rFonts w:hint="eastAsia" w:ascii="Times New Roman" w:hAnsi="Times New Roman" w:eastAsia="Times New Roman" w:cs="Times New Roman"/>
-              </w:rPr>
-              <w:t>4</w:t>
-            </w:r>
-            <w:r>
-              <w:rPr>
-                <w:rFonts w:hint="eastAsia" w:ascii="Times New Roman" w:hAnsi="Times New Roman" w:eastAsia="FangSong" w:cs="Times New Roman"/>
-              </w:rPr>
-              <w:t>题</w:t>
-            </w:r>
-            <w:r>
-              <w:rPr>
-                <w:rFonts w:hint="eastAsia" w:ascii="Times New Roman" w:hAnsi="Times New Roman" w:eastAsia="Times New Roman" w:cs="Times New Roman"/>
-              </w:rPr>
-              <w:t>（</w:t>
-            </w:r>
-            <w:r>
-              <w:rPr>
-                <w:rFonts w:hint="eastAsia" w:ascii="Times New Roman" w:hAnsi="Times New Roman" w:eastAsia="FangSong" w:cs="Times New Roman"/>
-              </w:rPr>
-              <w:t>单选</w:t>
-            </w:r>
-            <w:r>
-              <w:rPr>
-                <w:rFonts w:hint="eastAsia" w:ascii="Times New Roman" w:hAnsi="Times New Roman" w:eastAsia="Times New Roman" w:cs="Times New Roman"/>
-              </w:rPr>
-              <w:t>）</w:t>
             </w:r>
           </w:p>
         </w:tc>
@@ -904,81 +832,51 @@
             </w:pPr>
             <w:r>
               <w:rPr>
+                <w:rFonts w:hint="eastAsia" w:ascii="Times New Roman" w:hAnsi="Times New Roman" w:eastAsia="FangSong" w:cs="Times New Roman"/>
+              </w:rPr>
+              <w:t>一分册能力测试</w:t>
+            </w:r>
+            <w:r>
+              <w:rPr>
+                <w:rFonts w:hint="eastAsia" w:ascii="Times New Roman" w:hAnsi="Times New Roman" w:eastAsia="Times New Roman" w:cs="Times New Roman"/>
+              </w:rPr>
+              <w:t>、</w:t>
+            </w:r>
+            <w:r>
+              <w:rPr>
+                <w:rFonts w:hint="eastAsia" w:ascii="Times New Roman" w:hAnsi="Times New Roman" w:eastAsia="FangSong" w:cs="Times New Roman"/>
+              </w:rPr>
+              <w:t>化学竞赛初赛讲义</w:t>
+            </w:r>
+            <w:r>
+              <w:rPr>
+                <w:rFonts w:hint="eastAsia" w:ascii="Times New Roman" w:hAnsi="Times New Roman" w:eastAsia="Times New Roman" w:cs="Times New Roman"/>
+              </w:rPr>
+              <w:t>、</w:t>
+            </w:r>
+            <w:r>
+              <w:rPr>
+                <w:rFonts w:hint="eastAsia" w:ascii="Times New Roman" w:hAnsi="Times New Roman" w:eastAsia="FangSong" w:cs="Times New Roman"/>
+              </w:rPr>
+              <w:t>省预赛</w:t>
+            </w:r>
+            <w:r>
+              <w:rPr>
+                <w:rFonts w:hint="eastAsia" w:ascii="Times New Roman" w:hAnsi="Times New Roman" w:eastAsia="Times New Roman" w:cs="Times New Roman"/>
+              </w:rPr>
+              <w:t>·</w:t>
+            </w:r>
+            <w:r>
+              <w:rPr>
+                <w:rFonts w:hint="eastAsia" w:ascii="Times New Roman" w:hAnsi="Times New Roman" w:eastAsia="FangSong" w:cs="Times New Roman"/>
+              </w:rPr>
+              <w:t>浙江</w:t>
+            </w:r>
+            <w:r>
+              <w:rPr>
                 <w:rFonts w:hint="eastAsia" w:ascii="Times New Roman" w:hAnsi="Times New Roman" w:eastAsia="Times New Roman" w:cs="Times New Roman"/>
               </w:rPr>
               <w:t>2021</w:t>
-            </w:r>
-            <w:r>
-              <w:rPr>
-                <w:rFonts w:hint="eastAsia" w:ascii="Times New Roman" w:hAnsi="Times New Roman" w:eastAsia="FangSong" w:cs="Times New Roman"/>
-              </w:rPr>
-              <w:t>年浙江省预赛试题第</w:t>
-            </w:r>
-            <w:r>
-              <w:rPr>
-                <w:rFonts w:hint="eastAsia" w:ascii="Times New Roman" w:hAnsi="Times New Roman" w:eastAsia="Times New Roman" w:cs="Times New Roman"/>
-              </w:rPr>
-              <w:t>3</w:t>
-            </w:r>
-            <w:r>
-              <w:rPr>
-                <w:rFonts w:hint="eastAsia" w:ascii="Times New Roman" w:hAnsi="Times New Roman" w:eastAsia="FangSong" w:cs="Times New Roman"/>
-              </w:rPr>
-              <w:t>题</w:t>
-            </w:r>
-            <w:r>
-              <w:rPr>
-                <w:rFonts w:hint="eastAsia" w:ascii="Times New Roman" w:hAnsi="Times New Roman" w:eastAsia="Times New Roman" w:cs="Times New Roman"/>
-              </w:rPr>
-              <w:t>（</w:t>
-            </w:r>
-            <w:r>
-              <w:rPr>
-                <w:rFonts w:hint="eastAsia" w:ascii="Times New Roman" w:hAnsi="Times New Roman" w:eastAsia="FangSong" w:cs="Times New Roman"/>
-              </w:rPr>
-              <w:t>单选</w:t>
-            </w:r>
-            <w:r>
-              <w:rPr>
-                <w:rFonts w:hint="eastAsia" w:ascii="Times New Roman" w:hAnsi="Times New Roman" w:eastAsia="Times New Roman" w:cs="Times New Roman"/>
-              </w:rPr>
-              <w:t>）、2022</w:t>
-            </w:r>
-            <w:r>
-              <w:rPr>
-                <w:rFonts w:hint="eastAsia" w:ascii="Times New Roman" w:hAnsi="Times New Roman" w:eastAsia="FangSong" w:cs="Times New Roman"/>
-              </w:rPr>
-              <w:t>年浙江省预赛试题第</w:t>
-            </w:r>
-            <w:r>
-              <w:rPr>
-                <w:rFonts w:hint="eastAsia" w:ascii="Times New Roman" w:hAnsi="Times New Roman" w:eastAsia="Times New Roman" w:cs="Times New Roman"/>
-              </w:rPr>
-              <w:t>26</w:t>
-            </w:r>
-            <w:r>
-              <w:rPr>
-                <w:rFonts w:hint="eastAsia" w:ascii="Times New Roman" w:hAnsi="Times New Roman" w:eastAsia="FangSong" w:cs="Times New Roman"/>
-              </w:rPr>
-              <w:t>题</w:t>
-            </w:r>
-            <w:r>
-              <w:rPr>
-                <w:rFonts w:hint="eastAsia" w:ascii="Times New Roman" w:hAnsi="Times New Roman" w:eastAsia="Times New Roman" w:cs="Times New Roman"/>
-              </w:rPr>
-              <w:t>（</w:t>
-            </w:r>
-            <w:r>
-              <w:rPr>
-                <w:rFonts w:hint="eastAsia" w:ascii="Times New Roman" w:hAnsi="Times New Roman" w:eastAsia="FangSong" w:cs="Times New Roman"/>
-              </w:rPr>
-              <w:t>单选</w:t>
-            </w:r>
-            <w:r>
-              <w:rPr>
-                <w:rFonts w:hint="eastAsia" w:ascii="Times New Roman" w:hAnsi="Times New Roman" w:eastAsia="Times New Roman" w:cs="Times New Roman"/>
-              </w:rPr>
-              <w:t>）</w:t>
             </w:r>
           </w:p>
         </w:tc>
@@ -1185,81 +1083,51 @@
             </w:pPr>
             <w:r>
               <w:rPr>
+                <w:rFonts w:hint="eastAsia" w:ascii="Times New Roman" w:hAnsi="Times New Roman" w:eastAsia="FangSong" w:cs="Times New Roman"/>
+              </w:rPr>
+              <w:t>一分册能力测试</w:t>
+            </w:r>
+            <w:r>
+              <w:rPr>
+                <w:rFonts w:hint="eastAsia" w:ascii="Times New Roman" w:hAnsi="Times New Roman" w:eastAsia="Times New Roman" w:cs="Times New Roman"/>
+              </w:rPr>
+              <w:t>、</w:t>
+            </w:r>
+            <w:r>
+              <w:rPr>
+                <w:rFonts w:hint="eastAsia" w:ascii="Times New Roman" w:hAnsi="Times New Roman" w:eastAsia="FangSong" w:cs="Times New Roman"/>
+              </w:rPr>
+              <w:t>化学竞赛初赛讲义</w:t>
+            </w:r>
+            <w:r>
+              <w:rPr>
+                <w:rFonts w:hint="eastAsia" w:ascii="Times New Roman" w:hAnsi="Times New Roman" w:eastAsia="Times New Roman" w:cs="Times New Roman"/>
+              </w:rPr>
+              <w:t>、</w:t>
+            </w:r>
+            <w:r>
+              <w:rPr>
+                <w:rFonts w:hint="eastAsia" w:ascii="Times New Roman" w:hAnsi="Times New Roman" w:eastAsia="FangSong" w:cs="Times New Roman"/>
+              </w:rPr>
+              <w:t>省预赛</w:t>
+            </w:r>
+            <w:r>
+              <w:rPr>
+                <w:rFonts w:hint="eastAsia" w:ascii="Times New Roman" w:hAnsi="Times New Roman" w:eastAsia="Times New Roman" w:cs="Times New Roman"/>
+              </w:rPr>
+              <w:t>·</w:t>
+            </w:r>
+            <w:r>
+              <w:rPr>
+                <w:rFonts w:hint="eastAsia" w:ascii="Times New Roman" w:hAnsi="Times New Roman" w:eastAsia="FangSong" w:cs="Times New Roman"/>
+              </w:rPr>
+              <w:t>浙江</w:t>
+            </w:r>
+            <w:r>
+              <w:rPr>
                 <w:rFonts w:hint="eastAsia" w:ascii="Times New Roman" w:hAnsi="Times New Roman" w:eastAsia="Times New Roman" w:cs="Times New Roman"/>
               </w:rPr>
               <w:t>2021</w:t>
-            </w:r>
-            <w:r>
-              <w:rPr>
-                <w:rFonts w:hint="eastAsia" w:ascii="Times New Roman" w:hAnsi="Times New Roman" w:eastAsia="FangSong" w:cs="Times New Roman"/>
-              </w:rPr>
-              <w:t>年浙江省预赛试题第</w:t>
-            </w:r>
-            <w:r>
-              <w:rPr>
-                <w:rFonts w:hint="eastAsia" w:ascii="Times New Roman" w:hAnsi="Times New Roman" w:eastAsia="Times New Roman" w:cs="Times New Roman"/>
-              </w:rPr>
-              <w:t>64</w:t>
-            </w:r>
-            <w:r>
-              <w:rPr>
-                <w:rFonts w:hint="eastAsia" w:ascii="Times New Roman" w:hAnsi="Times New Roman" w:eastAsia="FangSong" w:cs="Times New Roman"/>
-              </w:rPr>
-              <w:t>题</w:t>
-            </w:r>
-            <w:r>
-              <w:rPr>
-                <w:rFonts w:hint="eastAsia" w:ascii="Times New Roman" w:hAnsi="Times New Roman" w:eastAsia="Times New Roman" w:cs="Times New Roman"/>
-              </w:rPr>
-              <w:t>（</w:t>
-            </w:r>
-            <w:r>
-              <w:rPr>
-                <w:rFonts w:hint="eastAsia" w:ascii="Times New Roman" w:hAnsi="Times New Roman" w:eastAsia="FangSong" w:cs="Times New Roman"/>
-              </w:rPr>
-              <w:t>多选</w:t>
-            </w:r>
-            <w:r>
-              <w:rPr>
-                <w:rFonts w:hint="eastAsia" w:ascii="Times New Roman" w:hAnsi="Times New Roman" w:eastAsia="Times New Roman" w:cs="Times New Roman"/>
-              </w:rPr>
-              <w:t>）、2021</w:t>
-            </w:r>
-            <w:r>
-              <w:rPr>
-                <w:rFonts w:hint="eastAsia" w:ascii="Times New Roman" w:hAnsi="Times New Roman" w:eastAsia="FangSong" w:cs="Times New Roman"/>
-              </w:rPr>
-              <w:t>年浙江省预赛试题第</w:t>
-            </w:r>
-            <w:r>
-              <w:rPr>
-                <w:rFonts w:hint="eastAsia" w:ascii="Times New Roman" w:hAnsi="Times New Roman" w:eastAsia="Times New Roman" w:cs="Times New Roman"/>
-              </w:rPr>
-              <w:t>7</w:t>
-            </w:r>
-            <w:r>
-              <w:rPr>
-                <w:rFonts w:hint="eastAsia" w:ascii="Times New Roman" w:hAnsi="Times New Roman" w:eastAsia="FangSong" w:cs="Times New Roman"/>
-              </w:rPr>
-              <w:t>题</w:t>
-            </w:r>
-            <w:r>
-              <w:rPr>
-                <w:rFonts w:hint="eastAsia" w:ascii="Times New Roman" w:hAnsi="Times New Roman" w:eastAsia="Times New Roman" w:cs="Times New Roman"/>
-              </w:rPr>
-              <w:t>（</w:t>
-            </w:r>
-            <w:r>
-              <w:rPr>
-                <w:rFonts w:hint="eastAsia" w:ascii="Times New Roman" w:hAnsi="Times New Roman" w:eastAsia="FangSong" w:cs="Times New Roman"/>
-              </w:rPr>
-              <w:t>单选</w:t>
-            </w:r>
-            <w:r>
-              <w:rPr>
-                <w:rFonts w:hint="eastAsia" w:ascii="Times New Roman" w:hAnsi="Times New Roman" w:eastAsia="Times New Roman" w:cs="Times New Roman"/>
-              </w:rPr>
-              <w:t>）</w:t>
             </w:r>
           </w:p>
         </w:tc>
@@ -1466,81 +1334,63 @@
             </w:pPr>
             <w:r>
               <w:rPr>
-                <w:rFonts w:hint="eastAsia" w:ascii="Times New Roman" w:hAnsi="Times New Roman" w:eastAsia="Times New Roman" w:cs="Times New Roman"/>
-              </w:rPr>
-              <w:t>2021</w:t>
-            </w:r>
-            <w:r>
-              <w:rPr>
-                <w:rFonts w:hint="eastAsia" w:ascii="Times New Roman" w:hAnsi="Times New Roman" w:eastAsia="FangSong" w:cs="Times New Roman"/>
-              </w:rPr>
-              <w:t>年浙江省预赛试题第</w:t>
-            </w:r>
-            <w:r>
-              <w:rPr>
-                <w:rFonts w:hint="eastAsia" w:ascii="Times New Roman" w:hAnsi="Times New Roman" w:eastAsia="Times New Roman" w:cs="Times New Roman"/>
-              </w:rPr>
-              <w:t>72</w:t>
-            </w:r>
-            <w:r>
-              <w:rPr>
-                <w:rFonts w:hint="eastAsia" w:ascii="Times New Roman" w:hAnsi="Times New Roman" w:eastAsia="FangSong" w:cs="Times New Roman"/>
-              </w:rPr>
-              <w:t>题</w:t>
-            </w:r>
-            <w:r>
-              <w:rPr>
-                <w:rFonts w:hint="eastAsia" w:ascii="Times New Roman" w:hAnsi="Times New Roman" w:eastAsia="Times New Roman" w:cs="Times New Roman"/>
-              </w:rPr>
-              <w:t>（</w:t>
-            </w:r>
-            <w:r>
-              <w:rPr>
-                <w:rFonts w:hint="eastAsia" w:ascii="Times New Roman" w:hAnsi="Times New Roman" w:eastAsia="FangSong" w:cs="Times New Roman"/>
-              </w:rPr>
-              <w:t>多选</w:t>
-            </w:r>
-            <w:r>
-              <w:rPr>
-                <w:rFonts w:hint="eastAsia" w:ascii="Times New Roman" w:hAnsi="Times New Roman" w:eastAsia="Times New Roman" w:cs="Times New Roman"/>
-              </w:rPr>
-              <w:t>）、2021</w:t>
-            </w:r>
-            <w:r>
-              <w:rPr>
-                <w:rFonts w:hint="eastAsia" w:ascii="Times New Roman" w:hAnsi="Times New Roman" w:eastAsia="FangSong" w:cs="Times New Roman"/>
-              </w:rPr>
-              <w:t>年浙江省预赛试题第</w:t>
-            </w:r>
-            <w:r>
-              <w:rPr>
-                <w:rFonts w:hint="eastAsia" w:ascii="Times New Roman" w:hAnsi="Times New Roman" w:eastAsia="Times New Roman" w:cs="Times New Roman"/>
-              </w:rPr>
-              <w:t>9</w:t>
-            </w:r>
-            <w:r>
-              <w:rPr>
-                <w:rFonts w:hint="eastAsia" w:ascii="Times New Roman" w:hAnsi="Times New Roman" w:eastAsia="FangSong" w:cs="Times New Roman"/>
-              </w:rPr>
-              <w:t>题</w:t>
-            </w:r>
-            <w:r>
-              <w:rPr>
-                <w:rFonts w:hint="eastAsia" w:ascii="Times New Roman" w:hAnsi="Times New Roman" w:eastAsia="Times New Roman" w:cs="Times New Roman"/>
-              </w:rPr>
-              <w:t>（</w:t>
-            </w:r>
-            <w:r>
-              <w:rPr>
-                <w:rFonts w:hint="eastAsia" w:ascii="Times New Roman" w:hAnsi="Times New Roman" w:eastAsia="FangSong" w:cs="Times New Roman"/>
-              </w:rPr>
-              <w:t>单选</w:t>
-            </w:r>
-            <w:r>
-              <w:rPr>
-                <w:rFonts w:hint="eastAsia" w:ascii="Times New Roman" w:hAnsi="Times New Roman" w:eastAsia="Times New Roman" w:cs="Times New Roman"/>
-              </w:rPr>
-              <w:t>）</w:t>
+                <w:rFonts w:hint="eastAsia" w:ascii="Times New Roman" w:hAnsi="Times New Roman" w:eastAsia="FangSong" w:cs="Times New Roman"/>
+              </w:rPr>
+              <w:t>化学竞赛初赛讲义</w:t>
+            </w:r>
+            <w:r>
+              <w:rPr>
+                <w:rFonts w:hint="eastAsia" w:ascii="Times New Roman" w:hAnsi="Times New Roman" w:eastAsia="Times New Roman" w:cs="Times New Roman"/>
+              </w:rPr>
+              <w:t>、</w:t>
+            </w:r>
+            <w:r>
+              <w:rPr>
+                <w:rFonts w:hint="eastAsia" w:ascii="Times New Roman" w:hAnsi="Times New Roman" w:eastAsia="FangSong" w:cs="Times New Roman"/>
+              </w:rPr>
+              <w:t>省预赛</w:t>
+            </w:r>
+            <w:r>
+              <w:rPr>
+                <w:rFonts w:hint="eastAsia" w:ascii="Times New Roman" w:hAnsi="Times New Roman" w:eastAsia="Times New Roman" w:cs="Times New Roman"/>
+              </w:rPr>
+              <w:t>·</w:t>
+            </w:r>
+            <w:r>
+              <w:rPr>
+                <w:rFonts w:hint="eastAsia" w:ascii="Times New Roman" w:hAnsi="Times New Roman" w:eastAsia="FangSong" w:cs="Times New Roman"/>
+              </w:rPr>
+              <w:t>浙江</w:t>
+            </w:r>
+            <w:r>
+              <w:rPr>
+                <w:rFonts w:hint="eastAsia" w:ascii="Times New Roman" w:hAnsi="Times New Roman" w:eastAsia="Times New Roman" w:cs="Times New Roman"/>
+              </w:rPr>
+              <w:t>2021、</w:t>
+            </w:r>
+            <w:r>
+              <w:rPr>
+                <w:rFonts w:hint="eastAsia" w:ascii="Times New Roman" w:hAnsi="Times New Roman" w:eastAsia="FangSong" w:cs="Times New Roman"/>
+              </w:rPr>
+              <w:t>省预赛</w:t>
+            </w:r>
+            <w:r>
+              <w:rPr>
+                <w:rFonts w:hint="eastAsia" w:ascii="Times New Roman" w:hAnsi="Times New Roman" w:eastAsia="Times New Roman" w:cs="Times New Roman"/>
+              </w:rPr>
+              <w:t>·</w:t>
+            </w:r>
+            <w:r>
+              <w:rPr>
+                <w:rFonts w:hint="eastAsia" w:ascii="Times New Roman" w:hAnsi="Times New Roman" w:eastAsia="FangSong" w:cs="Times New Roman"/>
+              </w:rPr>
+              <w:t>浙江</w:t>
+            </w:r>
+            <w:r>
+              <w:rPr>
+                <w:rFonts w:hint="eastAsia" w:ascii="Times New Roman" w:hAnsi="Times New Roman" w:eastAsia="Times New Roman" w:cs="Times New Roman"/>
+              </w:rPr>
+              <w:t>2022</w:t>
             </w:r>
           </w:p>
         </w:tc>
@@ -1749,73 +1599,7 @@
               <w:rPr>
                 <w:rFonts w:hint="eastAsia" w:ascii="Times New Roman" w:hAnsi="Times New Roman" w:eastAsia="FangSong" w:cs="Times New Roman"/>
               </w:rPr>
-              <w:t>上海中学竞赛课程</w:t>
-            </w:r>
-            <w:r>
-              <w:rPr>
-                <w:rFonts w:hint="eastAsia" w:ascii="Times New Roman" w:hAnsi="Times New Roman" w:eastAsia="Times New Roman" w:cs="Times New Roman"/>
-              </w:rPr>
-              <w:t>·</w:t>
-            </w:r>
-            <w:r>
-              <w:rPr>
-                <w:rFonts w:hint="eastAsia" w:ascii="Times New Roman" w:hAnsi="Times New Roman" w:eastAsia="FangSong" w:cs="Times New Roman"/>
-              </w:rPr>
-              <w:t>化学</w:t>
-            </w:r>
-            <w:r>
-              <w:rPr>
-                <w:rFonts w:hint="eastAsia" w:ascii="Times New Roman" w:hAnsi="Times New Roman" w:eastAsia="Times New Roman" w:cs="Times New Roman"/>
-              </w:rPr>
-              <w:t>·</w:t>
-            </w:r>
-            <w:r>
-              <w:rPr>
-                <w:rFonts w:hint="eastAsia" w:ascii="Times New Roman" w:hAnsi="Times New Roman" w:eastAsia="FangSong" w:cs="Times New Roman"/>
-              </w:rPr>
-              <w:t>第</w:t>
-            </w:r>
-            <w:r>
-              <w:rPr>
-                <w:rFonts w:hint="eastAsia" w:ascii="Times New Roman" w:hAnsi="Times New Roman" w:eastAsia="Times New Roman" w:cs="Times New Roman"/>
-              </w:rPr>
-              <w:t>4</w:t>
-            </w:r>
-            <w:r>
-              <w:rPr>
-                <w:rFonts w:hint="eastAsia" w:ascii="Times New Roman" w:hAnsi="Times New Roman" w:eastAsia="FangSong" w:cs="Times New Roman"/>
-              </w:rPr>
-              <w:t>分册</w:t>
-            </w:r>
-            <w:r>
-              <w:rPr>
-                <w:rFonts w:hint="eastAsia" w:ascii="Times New Roman" w:hAnsi="Times New Roman" w:eastAsia="Times New Roman" w:cs="Times New Roman"/>
-              </w:rPr>
-              <w:t>·</w:t>
-            </w:r>
-            <w:r>
-              <w:rPr>
-                <w:rFonts w:hint="eastAsia" w:ascii="Times New Roman" w:hAnsi="Times New Roman" w:eastAsia="FangSong" w:cs="Times New Roman"/>
-              </w:rPr>
-              <w:t>第一讲</w:t>
-            </w:r>
-            <w:r>
-              <w:rPr>
-                <w:rFonts w:hint="eastAsia" w:ascii="Times New Roman" w:hAnsi="Times New Roman" w:eastAsia="Times New Roman" w:cs="Times New Roman"/>
-              </w:rPr>
-              <w:t>（</w:t>
-            </w:r>
-            <w:r>
-              <w:rPr>
-                <w:rFonts w:hint="eastAsia" w:ascii="Times New Roman" w:hAnsi="Times New Roman" w:eastAsia="FangSong" w:cs="Times New Roman"/>
-              </w:rPr>
-              <w:t>有机化学准备知识</w:t>
-            </w:r>
-            <w:r>
-              <w:rPr>
-                <w:rFonts w:hint="eastAsia" w:ascii="Times New Roman" w:hAnsi="Times New Roman" w:eastAsia="Times New Roman" w:cs="Times New Roman"/>
-              </w:rPr>
-              <w:t>）</w:t>
+              <w:t xml:space="preserve">上海中学竞赛课程</w:t>
             </w:r>
           </w:p>
         </w:tc>
@@ -2222,25 +2006,25 @@
               <w:rPr>
                 <w:rFonts w:hint="eastAsia" w:ascii="Times New Roman" w:hAnsi="Times New Roman" w:eastAsia="FangSong" w:cs="Times New Roman"/>
               </w:rPr>
+              <w:t>一分册能力测试</w:t>
+            </w:r>
+            <w:r>
+              <w:rPr>
+                <w:rFonts w:hint="eastAsia" w:ascii="Times New Roman" w:hAnsi="Times New Roman" w:eastAsia="Times New Roman" w:cs="Times New Roman"/>
+              </w:rPr>
+              <w:t>、</w:t>
+            </w:r>
+            <w:r>
+              <w:rPr>
+                <w:rFonts w:hint="eastAsia" w:ascii="Times New Roman" w:hAnsi="Times New Roman" w:eastAsia="FangSong" w:cs="Times New Roman"/>
+              </w:rPr>
               <w:t>上海中学竞赛课程</w:t>
             </w:r>
             <w:r>
               <w:rPr>
                 <w:rFonts w:hint="eastAsia" w:ascii="Times New Roman" w:hAnsi="Times New Roman" w:eastAsia="Times New Roman" w:cs="Times New Roman"/>
               </w:rPr>
-              <w:t>·</w:t>
-            </w:r>
-            <w:r>
-              <w:rPr>
-                <w:rFonts w:hint="eastAsia" w:ascii="Times New Roman" w:hAnsi="Times New Roman" w:eastAsia="FangSong" w:cs="Times New Roman"/>
-              </w:rPr>
-              <w:t>化学</w:t>
-            </w:r>
-            <w:r>
-              <w:rPr>
-                <w:rFonts w:hint="eastAsia" w:ascii="Times New Roman" w:hAnsi="Times New Roman" w:eastAsia="Times New Roman" w:cs="Times New Roman"/>
-              </w:rPr>
-              <w:t>·</w:t>
+              <w:t>、</w:t>
             </w:r>
             <w:r>
               <w:rPr>
@@ -2252,61 +2036,13 @@
               <w:rPr>
                 <w:rFonts w:hint="eastAsia" w:ascii="Times New Roman" w:hAnsi="Times New Roman" w:eastAsia="Times New Roman" w:cs="Times New Roman"/>
               </w:rPr>
-              <w:t>2</w:t>
-            </w:r>
-            <w:r>
-              <w:rPr>
-                <w:rFonts w:hint="eastAsia" w:ascii="Times New Roman" w:hAnsi="Times New Roman" w:eastAsia="FangSong" w:cs="Times New Roman"/>
-              </w:rPr>
-              <w:t>分册</w:t>
-            </w:r>
-            <w:r>
-              <w:rPr>
-                <w:rFonts w:hint="eastAsia" w:ascii="Times New Roman" w:hAnsi="Times New Roman" w:eastAsia="Times New Roman" w:cs="Times New Roman"/>
-              </w:rPr>
-              <w:t>·</w:t>
-            </w:r>
-            <w:r>
-              <w:rPr>
-                <w:rFonts w:hint="eastAsia" w:ascii="Times New Roman" w:hAnsi="Times New Roman" w:eastAsia="FangSong" w:cs="Times New Roman"/>
-              </w:rPr>
-              <w:t>第一讲</w:t>
-            </w:r>
-            <w:r>
-              <w:rPr>
-                <w:rFonts w:hint="eastAsia" w:ascii="Times New Roman" w:hAnsi="Times New Roman" w:eastAsia="Times New Roman" w:cs="Times New Roman"/>
-              </w:rPr>
-              <w:t>（</w:t>
-            </w:r>
-            <w:r>
-              <w:rPr>
-                <w:rFonts w:hint="eastAsia" w:ascii="Times New Roman" w:hAnsi="Times New Roman" w:eastAsia="FangSong" w:cs="Times New Roman"/>
-              </w:rPr>
-              <w:t>气体</w:t>
-            </w:r>
-            <w:r>
-              <w:rPr>
-                <w:rFonts w:hint="eastAsia" w:ascii="Times New Roman" w:hAnsi="Times New Roman" w:eastAsia="Times New Roman" w:cs="Times New Roman"/>
-              </w:rPr>
-              <w:t>）、</w:t>
-            </w:r>
-            <w:r>
-              <w:rPr>
-                <w:rFonts w:hint="eastAsia" w:ascii="Times New Roman" w:hAnsi="Times New Roman" w:eastAsia="FangSong" w:cs="Times New Roman"/>
-              </w:rPr>
-              <w:t>专题页提炼</w:t>
-            </w:r>
-            <w:r>
-              <w:rPr>
-                <w:rFonts w:hint="eastAsia" w:ascii="Times New Roman" w:hAnsi="Times New Roman" w:eastAsia="Times New Roman" w:cs="Times New Roman"/>
-              </w:rPr>
-              <w:t>、</w:t>
-            </w:r>
-            <w:r>
-              <w:rPr>
-                <w:rFonts w:hint="eastAsia" w:ascii="Times New Roman" w:hAnsi="Times New Roman" w:eastAsia="FangSong" w:cs="Times New Roman"/>
-              </w:rPr>
-              <w:t>分析化学经典计算题</w:t>
+              <w:t>27</w:t>
+            </w:r>
+            <w:r>
+              <w:rPr>
+                <w:rFonts w:hint="eastAsia" w:ascii="Times New Roman" w:hAnsi="Times New Roman" w:eastAsia="FangSong" w:cs="Times New Roman"/>
+              </w:rPr>
+              <w:t>届初赛</w:t>
             </w:r>
           </w:p>
         </w:tc>
@@ -2515,25 +2251,13 @@
               <w:rPr>
                 <w:rFonts w:hint="eastAsia" w:ascii="Times New Roman" w:hAnsi="Times New Roman" w:eastAsia="Times New Roman" w:cs="Times New Roman"/>
               </w:rPr>
-              <w:t>2021</w:t>
-            </w:r>
-            <w:r>
-              <w:rPr>
-                <w:rFonts w:hint="eastAsia" w:ascii="Times New Roman" w:hAnsi="Times New Roman" w:eastAsia="FangSong" w:cs="Times New Roman"/>
-              </w:rPr>
-              <w:t>年浙江省预赛试题第</w:t>
-            </w:r>
-            <w:r>
-              <w:rPr>
-                <w:rFonts w:hint="eastAsia" w:ascii="Times New Roman" w:hAnsi="Times New Roman" w:eastAsia="Times New Roman" w:cs="Times New Roman"/>
-              </w:rPr>
-              <w:t>15</w:t>
-            </w:r>
-            <w:r>
-              <w:rPr>
-                <w:rFonts w:hint="eastAsia" w:ascii="Times New Roman" w:hAnsi="Times New Roman" w:eastAsia="FangSong" w:cs="Times New Roman"/>
-              </w:rPr>
-              <w:t>题</w:t>
+              <w:t>05-</w:t>
+            </w:r>
+            <w:r>
+              <w:rPr>
+                <w:rFonts w:hint="eastAsia" w:ascii="Times New Roman" w:hAnsi="Times New Roman" w:eastAsia="FangSong" w:cs="Times New Roman"/>
+              </w:rPr>
+              <w:t>真题库</w:t>
             </w:r>
             <w:r>
               <w:rPr>
@@ -2545,7 +2269,7 @@
               <w:rPr>
                 <w:rFonts w:hint="eastAsia" w:ascii="Times New Roman" w:hAnsi="Times New Roman" w:eastAsia="FangSong" w:cs="Times New Roman"/>
               </w:rPr>
-              <w:t>单选</w:t>
+              <w:t>真题讲评层</w:t>
             </w:r>
             <w:r>
               <w:rPr>
@@ -2563,49 +2287,13 @@
               <w:rPr>
                 <w:rFonts w:hint="eastAsia" w:ascii="Times New Roman" w:hAnsi="Times New Roman" w:eastAsia="Times New Roman" w:cs="Times New Roman"/>
               </w:rPr>
-              <w:t>·</w:t>
-            </w:r>
-            <w:r>
-              <w:rPr>
-                <w:rFonts w:hint="eastAsia" w:ascii="Times New Roman" w:hAnsi="Times New Roman" w:eastAsia="FangSong" w:cs="Times New Roman"/>
-              </w:rPr>
-              <w:t>化学</w:t>
-            </w:r>
-            <w:r>
-              <w:rPr>
-                <w:rFonts w:hint="eastAsia" w:ascii="Times New Roman" w:hAnsi="Times New Roman" w:eastAsia="Times New Roman" w:cs="Times New Roman"/>
-              </w:rPr>
-              <w:t>·</w:t>
-            </w:r>
-            <w:r>
-              <w:rPr>
-                <w:rFonts w:hint="eastAsia" w:ascii="Times New Roman" w:hAnsi="Times New Roman" w:eastAsia="FangSong" w:cs="Times New Roman"/>
-              </w:rPr>
-              <w:t>第</w:t>
-            </w:r>
-            <w:r>
-              <w:rPr>
-                <w:rFonts w:hint="eastAsia" w:ascii="Times New Roman" w:hAnsi="Times New Roman" w:eastAsia="Times New Roman" w:cs="Times New Roman"/>
-              </w:rPr>
-              <w:t>2</w:t>
-            </w:r>
-            <w:r>
-              <w:rPr>
-                <w:rFonts w:hint="eastAsia" w:ascii="Times New Roman" w:hAnsi="Times New Roman" w:eastAsia="FangSong" w:cs="Times New Roman"/>
-              </w:rPr>
-              <w:t>分册</w:t>
-            </w:r>
-            <w:r>
-              <w:rPr>
-                <w:rFonts w:hint="eastAsia" w:ascii="Times New Roman" w:hAnsi="Times New Roman" w:eastAsia="Times New Roman" w:cs="Times New Roman"/>
-              </w:rPr>
-              <w:t>·</w:t>
-            </w:r>
-            <w:r>
-              <w:rPr>
-                <w:rFonts w:hint="eastAsia" w:ascii="Times New Roman" w:hAnsi="Times New Roman" w:eastAsia="FangSong" w:cs="Times New Roman"/>
-              </w:rPr>
-              <w:t>第二</w:t>
+              <w:t>、</w:t>
+            </w:r>
+            <w:r>
+              <w:rPr>
+                <w:rFonts w:hint="eastAsia" w:ascii="Times New Roman" w:hAnsi="Times New Roman" w:eastAsia="FangSong" w:cs="Times New Roman"/>
+              </w:rPr>
+              <w:t>北斗学友竞赛模拟卷</w:t>
             </w:r>
           </w:p>
         </w:tc>
@@ -2812,75 +2500,51 @@
             </w:pPr>
             <w:r>
               <w:rPr>
+                <w:rFonts w:hint="eastAsia" w:ascii="Times New Roman" w:hAnsi="Times New Roman" w:eastAsia="FangSong" w:cs="Times New Roman"/>
+              </w:rPr>
+              <w:t>一分册能力测试</w:t>
+            </w:r>
+            <w:r>
+              <w:rPr>
+                <w:rFonts w:hint="eastAsia" w:ascii="Times New Roman" w:hAnsi="Times New Roman" w:eastAsia="Times New Roman" w:cs="Times New Roman"/>
+              </w:rPr>
+              <w:t>、</w:t>
+            </w:r>
+            <w:r>
+              <w:rPr>
+                <w:rFonts w:hint="eastAsia" w:ascii="Times New Roman" w:hAnsi="Times New Roman" w:eastAsia="FangSong" w:cs="Times New Roman"/>
+              </w:rPr>
+              <w:t>化学竞赛初赛讲义</w:t>
+            </w:r>
+            <w:r>
+              <w:rPr>
+                <w:rFonts w:hint="eastAsia" w:ascii="Times New Roman" w:hAnsi="Times New Roman" w:eastAsia="Times New Roman" w:cs="Times New Roman"/>
+              </w:rPr>
+              <w:t>、</w:t>
+            </w:r>
+            <w:r>
+              <w:rPr>
+                <w:rFonts w:hint="eastAsia" w:ascii="Times New Roman" w:hAnsi="Times New Roman" w:eastAsia="FangSong" w:cs="Times New Roman"/>
+              </w:rPr>
+              <w:t>省预赛</w:t>
+            </w:r>
+            <w:r>
+              <w:rPr>
+                <w:rFonts w:hint="eastAsia" w:ascii="Times New Roman" w:hAnsi="Times New Roman" w:eastAsia="Times New Roman" w:cs="Times New Roman"/>
+              </w:rPr>
+              <w:t>·</w:t>
+            </w:r>
+            <w:r>
+              <w:rPr>
+                <w:rFonts w:hint="eastAsia" w:ascii="Times New Roman" w:hAnsi="Times New Roman" w:eastAsia="FangSong" w:cs="Times New Roman"/>
+              </w:rPr>
+              <w:t>浙江</w:t>
+            </w:r>
+            <w:r>
+              <w:rPr>
                 <w:rFonts w:hint="eastAsia" w:ascii="Times New Roman" w:hAnsi="Times New Roman" w:eastAsia="Times New Roman" w:cs="Times New Roman"/>
               </w:rPr>
               <w:t>2021</w:t>
-            </w:r>
-            <w:r>
-              <w:rPr>
-                <w:rFonts w:hint="eastAsia" w:ascii="Times New Roman" w:hAnsi="Times New Roman" w:eastAsia="FangSong" w:cs="Times New Roman"/>
-              </w:rPr>
-              <w:t>年浙江省预赛试题第</w:t>
-            </w:r>
-            <w:r>
-              <w:rPr>
-                <w:rFonts w:hint="eastAsia" w:ascii="Times New Roman" w:hAnsi="Times New Roman" w:eastAsia="Times New Roman" w:cs="Times New Roman"/>
-              </w:rPr>
-              <w:t>13</w:t>
-            </w:r>
-            <w:r>
-              <w:rPr>
-                <w:rFonts w:hint="eastAsia" w:ascii="Times New Roman" w:hAnsi="Times New Roman" w:eastAsia="FangSong" w:cs="Times New Roman"/>
-              </w:rPr>
-              <w:t>题</w:t>
-            </w:r>
-            <w:r>
-              <w:rPr>
-                <w:rFonts w:hint="eastAsia" w:ascii="Times New Roman" w:hAnsi="Times New Roman" w:eastAsia="Times New Roman" w:cs="Times New Roman"/>
-              </w:rPr>
-              <w:t>（</w:t>
-            </w:r>
-            <w:r>
-              <w:rPr>
-                <w:rFonts w:hint="eastAsia" w:ascii="Times New Roman" w:hAnsi="Times New Roman" w:eastAsia="FangSong" w:cs="Times New Roman"/>
-              </w:rPr>
-              <w:t>单选</w:t>
-            </w:r>
-            <w:r>
-              <w:rPr>
-                <w:rFonts w:hint="eastAsia" w:ascii="Times New Roman" w:hAnsi="Times New Roman" w:eastAsia="Times New Roman" w:cs="Times New Roman"/>
-              </w:rPr>
-              <w:t>）、2023</w:t>
-            </w:r>
-            <w:r>
-              <w:rPr>
-                <w:rFonts w:hint="eastAsia" w:ascii="Times New Roman" w:hAnsi="Times New Roman" w:eastAsia="FangSong" w:cs="Times New Roman"/>
-              </w:rPr>
-              <w:t>年浙江省预赛试题第</w:t>
-            </w:r>
-            <w:r>
-              <w:rPr>
-                <w:rFonts w:hint="eastAsia" w:ascii="Times New Roman" w:hAnsi="Times New Roman" w:eastAsia="Times New Roman" w:cs="Times New Roman"/>
-              </w:rPr>
-              <w:t>29</w:t>
-            </w:r>
-            <w:r>
-              <w:rPr>
-                <w:rFonts w:hint="eastAsia" w:ascii="Times New Roman" w:hAnsi="Times New Roman" w:eastAsia="FangSong" w:cs="Times New Roman"/>
-              </w:rPr>
-              <w:t>题</w:t>
-            </w:r>
-            <w:r>
-              <w:rPr>
-                <w:rFonts w:hint="eastAsia" w:ascii="Times New Roman" w:hAnsi="Times New Roman" w:eastAsia="Times New Roman" w:cs="Times New Roman"/>
-              </w:rPr>
-              <w:t>（</w:t>
-            </w:r>
-            <w:r>
-              <w:rPr>
-                <w:rFonts w:hint="eastAsia" w:ascii="Times New Roman" w:hAnsi="Times New Roman" w:eastAsia="FangSong" w:cs="Times New Roman"/>
-              </w:rPr>
-              <w:t>单选</w:t>
             </w:r>
           </w:p>
         </w:tc>
@@ -3087,75 +2751,63 @@
             </w:pPr>
             <w:r>
               <w:rPr>
-                <w:rFonts w:hint="eastAsia" w:ascii="Times New Roman" w:hAnsi="Times New Roman" w:eastAsia="Times New Roman" w:cs="Times New Roman"/>
-              </w:rPr>
-              <w:t>2021</w:t>
-            </w:r>
-            <w:r>
-              <w:rPr>
-                <w:rFonts w:hint="eastAsia" w:ascii="Times New Roman" w:hAnsi="Times New Roman" w:eastAsia="FangSong" w:cs="Times New Roman"/>
-              </w:rPr>
-              <w:t>年浙江省预赛试题第</w:t>
-            </w:r>
-            <w:r>
-              <w:rPr>
-                <w:rFonts w:hint="eastAsia" w:ascii="Times New Roman" w:hAnsi="Times New Roman" w:eastAsia="Times New Roman" w:cs="Times New Roman"/>
-              </w:rPr>
-              <w:t>68</w:t>
-            </w:r>
-            <w:r>
-              <w:rPr>
-                <w:rFonts w:hint="eastAsia" w:ascii="Times New Roman" w:hAnsi="Times New Roman" w:eastAsia="FangSong" w:cs="Times New Roman"/>
-              </w:rPr>
-              <w:t>题</w:t>
-            </w:r>
-            <w:r>
-              <w:rPr>
-                <w:rFonts w:hint="eastAsia" w:ascii="Times New Roman" w:hAnsi="Times New Roman" w:eastAsia="Times New Roman" w:cs="Times New Roman"/>
-              </w:rPr>
-              <w:t>（</w:t>
-            </w:r>
-            <w:r>
-              <w:rPr>
-                <w:rFonts w:hint="eastAsia" w:ascii="Times New Roman" w:hAnsi="Times New Roman" w:eastAsia="FangSong" w:cs="Times New Roman"/>
-              </w:rPr>
-              <w:t>多选</w:t>
-            </w:r>
-            <w:r>
-              <w:rPr>
-                <w:rFonts w:hint="eastAsia" w:ascii="Times New Roman" w:hAnsi="Times New Roman" w:eastAsia="Times New Roman" w:cs="Times New Roman"/>
-              </w:rPr>
-              <w:t>）、2023</w:t>
-            </w:r>
-            <w:r>
-              <w:rPr>
-                <w:rFonts w:hint="eastAsia" w:ascii="Times New Roman" w:hAnsi="Times New Roman" w:eastAsia="FangSong" w:cs="Times New Roman"/>
-              </w:rPr>
-              <w:t>年浙江省预赛试题第</w:t>
-            </w:r>
-            <w:r>
-              <w:rPr>
-                <w:rFonts w:hint="eastAsia" w:ascii="Times New Roman" w:hAnsi="Times New Roman" w:eastAsia="Times New Roman" w:cs="Times New Roman"/>
-              </w:rPr>
-              <w:t>24</w:t>
-            </w:r>
-            <w:r>
-              <w:rPr>
-                <w:rFonts w:hint="eastAsia" w:ascii="Times New Roman" w:hAnsi="Times New Roman" w:eastAsia="FangSong" w:cs="Times New Roman"/>
-              </w:rPr>
-              <w:t>题</w:t>
-            </w:r>
-            <w:r>
-              <w:rPr>
-                <w:rFonts w:hint="eastAsia" w:ascii="Times New Roman" w:hAnsi="Times New Roman" w:eastAsia="Times New Roman" w:cs="Times New Roman"/>
-              </w:rPr>
-              <w:t>（</w:t>
-            </w:r>
-            <w:r>
-              <w:rPr>
-                <w:rFonts w:hint="eastAsia" w:ascii="Times New Roman" w:hAnsi="Times New Roman" w:eastAsia="FangSong" w:cs="Times New Roman"/>
-              </w:rPr>
-              <w:t>单选</w:t>
+                <w:rFonts w:hint="eastAsia" w:ascii="Times New Roman" w:hAnsi="Times New Roman" w:eastAsia="FangSong" w:cs="Times New Roman"/>
+              </w:rPr>
+              <w:t>化学能力测试</w:t>
+            </w:r>
+            <w:r>
+              <w:rPr>
+                <w:rFonts w:hint="eastAsia" w:ascii="Times New Roman" w:hAnsi="Times New Roman" w:eastAsia="Times New Roman" w:cs="Times New Roman"/>
+              </w:rPr>
+              <w:t>、</w:t>
+            </w:r>
+            <w:r>
+              <w:rPr>
+                <w:rFonts w:hint="eastAsia" w:ascii="Times New Roman" w:hAnsi="Times New Roman" w:eastAsia="FangSong" w:cs="Times New Roman"/>
+              </w:rPr>
+              <w:t>省预赛</w:t>
+            </w:r>
+            <w:r>
+              <w:rPr>
+                <w:rFonts w:hint="eastAsia" w:ascii="Times New Roman" w:hAnsi="Times New Roman" w:eastAsia="Times New Roman" w:cs="Times New Roman"/>
+              </w:rPr>
+              <w:t>·</w:t>
+            </w:r>
+            <w:r>
+              <w:rPr>
+                <w:rFonts w:hint="eastAsia" w:ascii="Times New Roman" w:hAnsi="Times New Roman" w:eastAsia="FangSong" w:cs="Times New Roman"/>
+              </w:rPr>
+              <w:t>浙江</w:t>
+            </w:r>
+            <w:r>
+              <w:rPr>
+                <w:rFonts w:hint="eastAsia" w:ascii="Times New Roman" w:hAnsi="Times New Roman" w:eastAsia="Times New Roman" w:cs="Times New Roman"/>
+              </w:rPr>
+              <w:t>2021、</w:t>
+            </w:r>
+            <w:r>
+              <w:rPr>
+                <w:rFonts w:hint="eastAsia" w:ascii="Times New Roman" w:hAnsi="Times New Roman" w:eastAsia="FangSong" w:cs="Times New Roman"/>
+              </w:rPr>
+              <w:t>省预赛</w:t>
+            </w:r>
+            <w:r>
+              <w:rPr>
+                <w:rFonts w:hint="eastAsia" w:ascii="Times New Roman" w:hAnsi="Times New Roman" w:eastAsia="Times New Roman" w:cs="Times New Roman"/>
+              </w:rPr>
+              <w:t>·</w:t>
+            </w:r>
+            <w:r>
+              <w:rPr>
+                <w:rFonts w:hint="eastAsia" w:ascii="Times New Roman" w:hAnsi="Times New Roman" w:eastAsia="FangSong" w:cs="Times New Roman"/>
+              </w:rPr>
+              <w:t>浙江</w:t>
+            </w:r>
+            <w:r>
+              <w:rPr>
+                <w:rFonts w:hint="eastAsia" w:ascii="Times New Roman" w:hAnsi="Times New Roman" w:eastAsia="Times New Roman" w:cs="Times New Roman"/>
+              </w:rPr>
+              <w:t>2023</w:t>
             </w:r>
           </w:p>
         </w:tc>
@@ -3362,75 +3014,51 @@
             </w:pPr>
             <w:r>
               <w:rPr>
+                <w:rFonts w:hint="eastAsia" w:ascii="Times New Roman" w:hAnsi="Times New Roman" w:eastAsia="FangSong" w:cs="Times New Roman"/>
+              </w:rPr>
+              <w:t>上海中学竞赛课程</w:t>
+            </w:r>
+            <w:r>
+              <w:rPr>
+                <w:rFonts w:hint="eastAsia" w:ascii="Times New Roman" w:hAnsi="Times New Roman" w:eastAsia="Times New Roman" w:cs="Times New Roman"/>
+              </w:rPr>
+              <w:t>、</w:t>
+            </w:r>
+            <w:r>
+              <w:rPr>
+                <w:rFonts w:hint="eastAsia" w:ascii="Times New Roman" w:hAnsi="Times New Roman" w:eastAsia="FangSong" w:cs="Times New Roman"/>
+              </w:rPr>
+              <w:t>北斗学友竞赛模拟卷</w:t>
+            </w:r>
+            <w:r>
+              <w:rPr>
+                <w:rFonts w:hint="eastAsia" w:ascii="Times New Roman" w:hAnsi="Times New Roman" w:eastAsia="Times New Roman" w:cs="Times New Roman"/>
+              </w:rPr>
+              <w:t>、</w:t>
+            </w:r>
+            <w:r>
+              <w:rPr>
+                <w:rFonts w:hint="eastAsia" w:ascii="Times New Roman" w:hAnsi="Times New Roman" w:eastAsia="FangSong" w:cs="Times New Roman"/>
+              </w:rPr>
+              <w:t>省预赛</w:t>
+            </w:r>
+            <w:r>
+              <w:rPr>
+                <w:rFonts w:hint="eastAsia" w:ascii="Times New Roman" w:hAnsi="Times New Roman" w:eastAsia="Times New Roman" w:cs="Times New Roman"/>
+              </w:rPr>
+              <w:t>·</w:t>
+            </w:r>
+            <w:r>
+              <w:rPr>
+                <w:rFonts w:hint="eastAsia" w:ascii="Times New Roman" w:hAnsi="Times New Roman" w:eastAsia="FangSong" w:cs="Times New Roman"/>
+              </w:rPr>
+              <w:t>浙江</w:t>
+            </w:r>
+            <w:r>
+              <w:rPr>
                 <w:rFonts w:hint="eastAsia" w:ascii="Times New Roman" w:hAnsi="Times New Roman" w:eastAsia="Times New Roman" w:cs="Times New Roman"/>
               </w:rPr>
               <w:t>2021</w:t>
-            </w:r>
-            <w:r>
-              <w:rPr>
-                <w:rFonts w:hint="eastAsia" w:ascii="Times New Roman" w:hAnsi="Times New Roman" w:eastAsia="FangSong" w:cs="Times New Roman"/>
-              </w:rPr>
-              <w:t>年浙江省预赛试题第</w:t>
-            </w:r>
-            <w:r>
-              <w:rPr>
-                <w:rFonts w:hint="eastAsia" w:ascii="Times New Roman" w:hAnsi="Times New Roman" w:eastAsia="Times New Roman" w:cs="Times New Roman"/>
-              </w:rPr>
-              <w:t>26</w:t>
-            </w:r>
-            <w:r>
-              <w:rPr>
-                <w:rFonts w:hint="eastAsia" w:ascii="Times New Roman" w:hAnsi="Times New Roman" w:eastAsia="FangSong" w:cs="Times New Roman"/>
-              </w:rPr>
-              <w:t>题</w:t>
-            </w:r>
-            <w:r>
-              <w:rPr>
-                <w:rFonts w:hint="eastAsia" w:ascii="Times New Roman" w:hAnsi="Times New Roman" w:eastAsia="Times New Roman" w:cs="Times New Roman"/>
-              </w:rPr>
-              <w:t>（</w:t>
-            </w:r>
-            <w:r>
-              <w:rPr>
-                <w:rFonts w:hint="eastAsia" w:ascii="Times New Roman" w:hAnsi="Times New Roman" w:eastAsia="FangSong" w:cs="Times New Roman"/>
-              </w:rPr>
-              <w:t>单选</w:t>
-            </w:r>
-            <w:r>
-              <w:rPr>
-                <w:rFonts w:hint="eastAsia" w:ascii="Times New Roman" w:hAnsi="Times New Roman" w:eastAsia="Times New Roman" w:cs="Times New Roman"/>
-              </w:rPr>
-              <w:t>）、2021</w:t>
-            </w:r>
-            <w:r>
-              <w:rPr>
-                <w:rFonts w:hint="eastAsia" w:ascii="Times New Roman" w:hAnsi="Times New Roman" w:eastAsia="FangSong" w:cs="Times New Roman"/>
-              </w:rPr>
-              <w:t>年浙江省预赛试题第</w:t>
-            </w:r>
-            <w:r>
-              <w:rPr>
-                <w:rFonts w:hint="eastAsia" w:ascii="Times New Roman" w:hAnsi="Times New Roman" w:eastAsia="Times New Roman" w:cs="Times New Roman"/>
-              </w:rPr>
-              <w:t>34</w:t>
-            </w:r>
-            <w:r>
-              <w:rPr>
-                <w:rFonts w:hint="eastAsia" w:ascii="Times New Roman" w:hAnsi="Times New Roman" w:eastAsia="FangSong" w:cs="Times New Roman"/>
-              </w:rPr>
-              <w:t>题</w:t>
-            </w:r>
-            <w:r>
-              <w:rPr>
-                <w:rFonts w:hint="eastAsia" w:ascii="Times New Roman" w:hAnsi="Times New Roman" w:eastAsia="Times New Roman" w:cs="Times New Roman"/>
-              </w:rPr>
-              <w:t>（</w:t>
-            </w:r>
-            <w:r>
-              <w:rPr>
-                <w:rFonts w:hint="eastAsia" w:ascii="Times New Roman" w:hAnsi="Times New Roman" w:eastAsia="FangSong" w:cs="Times New Roman"/>
-              </w:rPr>
-              <w:t>单选</w:t>
             </w:r>
           </w:p>
         </w:tc>
@@ -3637,75 +3265,33 @@
             </w:pPr>
             <w:r>
               <w:rPr>
-                <w:rFonts w:hint="eastAsia" w:ascii="Times New Roman" w:hAnsi="Times New Roman" w:eastAsia="Times New Roman" w:cs="Times New Roman"/>
-              </w:rPr>
-              <w:t>2021</w:t>
-            </w:r>
-            <w:r>
-              <w:rPr>
-                <w:rFonts w:hint="eastAsia" w:ascii="Times New Roman" w:hAnsi="Times New Roman" w:eastAsia="FangSong" w:cs="Times New Roman"/>
-              </w:rPr>
-              <w:t>年浙江省预赛试题第</w:t>
-            </w:r>
-            <w:r>
-              <w:rPr>
-                <w:rFonts w:hint="eastAsia" w:ascii="Times New Roman" w:hAnsi="Times New Roman" w:eastAsia="Times New Roman" w:cs="Times New Roman"/>
-              </w:rPr>
-              <w:t>25</w:t>
-            </w:r>
-            <w:r>
-              <w:rPr>
-                <w:rFonts w:hint="eastAsia" w:ascii="Times New Roman" w:hAnsi="Times New Roman" w:eastAsia="FangSong" w:cs="Times New Roman"/>
-              </w:rPr>
-              <w:t>题</w:t>
-            </w:r>
-            <w:r>
-              <w:rPr>
-                <w:rFonts w:hint="eastAsia" w:ascii="Times New Roman" w:hAnsi="Times New Roman" w:eastAsia="Times New Roman" w:cs="Times New Roman"/>
-              </w:rPr>
-              <w:t>（</w:t>
-            </w:r>
-            <w:r>
-              <w:rPr>
-                <w:rFonts w:hint="eastAsia" w:ascii="Times New Roman" w:hAnsi="Times New Roman" w:eastAsia="FangSong" w:cs="Times New Roman"/>
-              </w:rPr>
-              <w:t>单选</w:t>
-            </w:r>
-            <w:r>
-              <w:rPr>
-                <w:rFonts w:hint="eastAsia" w:ascii="Times New Roman" w:hAnsi="Times New Roman" w:eastAsia="Times New Roman" w:cs="Times New Roman"/>
-              </w:rPr>
-              <w:t>）、2021</w:t>
-            </w:r>
-            <w:r>
-              <w:rPr>
-                <w:rFonts w:hint="eastAsia" w:ascii="Times New Roman" w:hAnsi="Times New Roman" w:eastAsia="FangSong" w:cs="Times New Roman"/>
-              </w:rPr>
-              <w:t>年浙江省预赛试题第</w:t>
-            </w:r>
-            <w:r>
-              <w:rPr>
-                <w:rFonts w:hint="eastAsia" w:ascii="Times New Roman" w:hAnsi="Times New Roman" w:eastAsia="Times New Roman" w:cs="Times New Roman"/>
-              </w:rPr>
-              <w:t>51</w:t>
-            </w:r>
-            <w:r>
-              <w:rPr>
-                <w:rFonts w:hint="eastAsia" w:ascii="Times New Roman" w:hAnsi="Times New Roman" w:eastAsia="FangSong" w:cs="Times New Roman"/>
-              </w:rPr>
-              <w:t>题</w:t>
-            </w:r>
-            <w:r>
-              <w:rPr>
-                <w:rFonts w:hint="eastAsia" w:ascii="Times New Roman" w:hAnsi="Times New Roman" w:eastAsia="Times New Roman" w:cs="Times New Roman"/>
-              </w:rPr>
-              <w:t>（</w:t>
-            </w:r>
-            <w:r>
-              <w:rPr>
-                <w:rFonts w:hint="eastAsia" w:ascii="Times New Roman" w:hAnsi="Times New Roman" w:eastAsia="FangSong" w:cs="Times New Roman"/>
-              </w:rPr>
-              <w:t>单选</w:t>
+                <w:rFonts w:hint="eastAsia" w:ascii="Times New Roman" w:hAnsi="Times New Roman" w:eastAsia="FangSong" w:cs="Times New Roman"/>
+              </w:rPr>
+              <w:t>一分册能力测试</w:t>
+            </w:r>
+            <w:r>
+              <w:rPr>
+                <w:rFonts w:hint="eastAsia" w:ascii="Times New Roman" w:hAnsi="Times New Roman" w:eastAsia="Times New Roman" w:cs="Times New Roman"/>
+              </w:rPr>
+              <w:t>、</w:t>
+            </w:r>
+            <w:r>
+              <w:rPr>
+                <w:rFonts w:hint="eastAsia" w:ascii="Times New Roman" w:hAnsi="Times New Roman" w:eastAsia="FangSong" w:cs="Times New Roman"/>
+              </w:rPr>
+              <w:t>化学竞赛初赛讲义</w:t>
+            </w:r>
+            <w:r>
+              <w:rPr>
+                <w:rFonts w:hint="eastAsia" w:ascii="Times New Roman" w:hAnsi="Times New Roman" w:eastAsia="Times New Roman" w:cs="Times New Roman"/>
+              </w:rPr>
+              <w:t>、</w:t>
+            </w:r>
+            <w:r>
+              <w:rPr>
+                <w:rFonts w:hint="eastAsia" w:ascii="Times New Roman" w:hAnsi="Times New Roman" w:eastAsia="FangSong" w:cs="Times New Roman"/>
+              </w:rPr>
+              <w:t>化学能力测试</w:t>
             </w:r>
           </w:p>
         </w:tc>
@@ -3912,75 +3498,51 @@
             </w:pPr>
             <w:r>
               <w:rPr>
+                <w:rFonts w:hint="eastAsia" w:ascii="Times New Roman" w:hAnsi="Times New Roman" w:eastAsia="FangSong" w:cs="Times New Roman"/>
+              </w:rPr>
+              <w:t>化学能力测试</w:t>
+            </w:r>
+            <w:r>
+              <w:rPr>
+                <w:rFonts w:hint="eastAsia" w:ascii="Times New Roman" w:hAnsi="Times New Roman" w:eastAsia="Times New Roman" w:cs="Times New Roman"/>
+              </w:rPr>
+              <w:t>、</w:t>
+            </w:r>
+            <w:r>
+              <w:rPr>
+                <w:rFonts w:hint="eastAsia" w:ascii="Times New Roman" w:hAnsi="Times New Roman" w:eastAsia="FangSong" w:cs="Times New Roman"/>
+              </w:rPr>
+              <w:t>北斗学友竞赛模拟卷</w:t>
+            </w:r>
+            <w:r>
+              <w:rPr>
+                <w:rFonts w:hint="eastAsia" w:ascii="Times New Roman" w:hAnsi="Times New Roman" w:eastAsia="Times New Roman" w:cs="Times New Roman"/>
+              </w:rPr>
+              <w:t>、</w:t>
+            </w:r>
+            <w:r>
+              <w:rPr>
+                <w:rFonts w:hint="eastAsia" w:ascii="Times New Roman" w:hAnsi="Times New Roman" w:eastAsia="FangSong" w:cs="Times New Roman"/>
+              </w:rPr>
+              <w:t>省预赛</w:t>
+            </w:r>
+            <w:r>
+              <w:rPr>
+                <w:rFonts w:hint="eastAsia" w:ascii="Times New Roman" w:hAnsi="Times New Roman" w:eastAsia="Times New Roman" w:cs="Times New Roman"/>
+              </w:rPr>
+              <w:t>·</w:t>
+            </w:r>
+            <w:r>
+              <w:rPr>
+                <w:rFonts w:hint="eastAsia" w:ascii="Times New Roman" w:hAnsi="Times New Roman" w:eastAsia="FangSong" w:cs="Times New Roman"/>
+              </w:rPr>
+              <w:t>浙江</w:t>
+            </w:r>
+            <w:r>
+              <w:rPr>
                 <w:rFonts w:hint="eastAsia" w:ascii="Times New Roman" w:hAnsi="Times New Roman" w:eastAsia="Times New Roman" w:cs="Times New Roman"/>
               </w:rPr>
               <w:t>2021</w:t>
-            </w:r>
-            <w:r>
-              <w:rPr>
-                <w:rFonts w:hint="eastAsia" w:ascii="Times New Roman" w:hAnsi="Times New Roman" w:eastAsia="FangSong" w:cs="Times New Roman"/>
-              </w:rPr>
-              <w:t>年浙江省预赛试题第</w:t>
-            </w:r>
-            <w:r>
-              <w:rPr>
-                <w:rFonts w:hint="eastAsia" w:ascii="Times New Roman" w:hAnsi="Times New Roman" w:eastAsia="Times New Roman" w:cs="Times New Roman"/>
-              </w:rPr>
-              <w:t>20</w:t>
-            </w:r>
-            <w:r>
-              <w:rPr>
-                <w:rFonts w:hint="eastAsia" w:ascii="Times New Roman" w:hAnsi="Times New Roman" w:eastAsia="FangSong" w:cs="Times New Roman"/>
-              </w:rPr>
-              <w:t>题</w:t>
-            </w:r>
-            <w:r>
-              <w:rPr>
-                <w:rFonts w:hint="eastAsia" w:ascii="Times New Roman" w:hAnsi="Times New Roman" w:eastAsia="Times New Roman" w:cs="Times New Roman"/>
-              </w:rPr>
-              <w:t>（</w:t>
-            </w:r>
-            <w:r>
-              <w:rPr>
-                <w:rFonts w:hint="eastAsia" w:ascii="Times New Roman" w:hAnsi="Times New Roman" w:eastAsia="FangSong" w:cs="Times New Roman"/>
-              </w:rPr>
-              <w:t>单选</w:t>
-            </w:r>
-            <w:r>
-              <w:rPr>
-                <w:rFonts w:hint="eastAsia" w:ascii="Times New Roman" w:hAnsi="Times New Roman" w:eastAsia="Times New Roman" w:cs="Times New Roman"/>
-              </w:rPr>
-              <w:t>）、2021</w:t>
-            </w:r>
-            <w:r>
-              <w:rPr>
-                <w:rFonts w:hint="eastAsia" w:ascii="Times New Roman" w:hAnsi="Times New Roman" w:eastAsia="FangSong" w:cs="Times New Roman"/>
-              </w:rPr>
-              <w:t>年浙江省预赛试题第</w:t>
-            </w:r>
-            <w:r>
-              <w:rPr>
-                <w:rFonts w:hint="eastAsia" w:ascii="Times New Roman" w:hAnsi="Times New Roman" w:eastAsia="Times New Roman" w:cs="Times New Roman"/>
-              </w:rPr>
-              <w:t>29</w:t>
-            </w:r>
-            <w:r>
-              <w:rPr>
-                <w:rFonts w:hint="eastAsia" w:ascii="Times New Roman" w:hAnsi="Times New Roman" w:eastAsia="FangSong" w:cs="Times New Roman"/>
-              </w:rPr>
-              <w:t>题</w:t>
-            </w:r>
-            <w:r>
-              <w:rPr>
-                <w:rFonts w:hint="eastAsia" w:ascii="Times New Roman" w:hAnsi="Times New Roman" w:eastAsia="Times New Roman" w:cs="Times New Roman"/>
-              </w:rPr>
-              <w:t>（</w:t>
-            </w:r>
-            <w:r>
-              <w:rPr>
-                <w:rFonts w:hint="eastAsia" w:ascii="Times New Roman" w:hAnsi="Times New Roman" w:eastAsia="FangSong" w:cs="Times New Roman"/>
-              </w:rPr>
-              <w:t>单选</w:t>
             </w:r>
           </w:p>
         </w:tc>
@@ -4187,75 +3749,51 @@
             </w:pPr>
             <w:r>
               <w:rPr>
+                <w:rFonts w:hint="eastAsia" w:ascii="Times New Roman" w:hAnsi="Times New Roman" w:eastAsia="FangSong" w:cs="Times New Roman"/>
+              </w:rPr>
+              <w:t>一分册能力测试</w:t>
+            </w:r>
+            <w:r>
+              <w:rPr>
+                <w:rFonts w:hint="eastAsia" w:ascii="Times New Roman" w:hAnsi="Times New Roman" w:eastAsia="Times New Roman" w:cs="Times New Roman"/>
+              </w:rPr>
+              <w:t>、</w:t>
+            </w:r>
+            <w:r>
+              <w:rPr>
+                <w:rFonts w:hint="eastAsia" w:ascii="Times New Roman" w:hAnsi="Times New Roman" w:eastAsia="FangSong" w:cs="Times New Roman"/>
+              </w:rPr>
+              <w:t>北斗学友竞赛模拟卷</w:t>
+            </w:r>
+            <w:r>
+              <w:rPr>
+                <w:rFonts w:hint="eastAsia" w:ascii="Times New Roman" w:hAnsi="Times New Roman" w:eastAsia="Times New Roman" w:cs="Times New Roman"/>
+              </w:rPr>
+              <w:t>、</w:t>
+            </w:r>
+            <w:r>
+              <w:rPr>
+                <w:rFonts w:hint="eastAsia" w:ascii="Times New Roman" w:hAnsi="Times New Roman" w:eastAsia="FangSong" w:cs="Times New Roman"/>
+              </w:rPr>
+              <w:t>省预赛</w:t>
+            </w:r>
+            <w:r>
+              <w:rPr>
+                <w:rFonts w:hint="eastAsia" w:ascii="Times New Roman" w:hAnsi="Times New Roman" w:eastAsia="Times New Roman" w:cs="Times New Roman"/>
+              </w:rPr>
+              <w:t>·</w:t>
+            </w:r>
+            <w:r>
+              <w:rPr>
+                <w:rFonts w:hint="eastAsia" w:ascii="Times New Roman" w:hAnsi="Times New Roman" w:eastAsia="FangSong" w:cs="Times New Roman"/>
+              </w:rPr>
+              <w:t>浙江</w:t>
+            </w:r>
+            <w:r>
+              <w:rPr>
                 <w:rFonts w:hint="eastAsia" w:ascii="Times New Roman" w:hAnsi="Times New Roman" w:eastAsia="Times New Roman" w:cs="Times New Roman"/>
               </w:rPr>
               <w:t>2021</w:t>
-            </w:r>
-            <w:r>
-              <w:rPr>
-                <w:rFonts w:hint="eastAsia" w:ascii="Times New Roman" w:hAnsi="Times New Roman" w:eastAsia="FangSong" w:cs="Times New Roman"/>
-              </w:rPr>
-              <w:t>年浙江省预赛试题第</w:t>
-            </w:r>
-            <w:r>
-              <w:rPr>
-                <w:rFonts w:hint="eastAsia" w:ascii="Times New Roman" w:hAnsi="Times New Roman" w:eastAsia="Times New Roman" w:cs="Times New Roman"/>
-              </w:rPr>
-              <w:t>16</w:t>
-            </w:r>
-            <w:r>
-              <w:rPr>
-                <w:rFonts w:hint="eastAsia" w:ascii="Times New Roman" w:hAnsi="Times New Roman" w:eastAsia="FangSong" w:cs="Times New Roman"/>
-              </w:rPr>
-              <w:t>题</w:t>
-            </w:r>
-            <w:r>
-              <w:rPr>
-                <w:rFonts w:hint="eastAsia" w:ascii="Times New Roman" w:hAnsi="Times New Roman" w:eastAsia="Times New Roman" w:cs="Times New Roman"/>
-              </w:rPr>
-              <w:t>（</w:t>
-            </w:r>
-            <w:r>
-              <w:rPr>
-                <w:rFonts w:hint="eastAsia" w:ascii="Times New Roman" w:hAnsi="Times New Roman" w:eastAsia="FangSong" w:cs="Times New Roman"/>
-              </w:rPr>
-              <w:t>单选</w:t>
-            </w:r>
-            <w:r>
-              <w:rPr>
-                <w:rFonts w:hint="eastAsia" w:ascii="Times New Roman" w:hAnsi="Times New Roman" w:eastAsia="Times New Roman" w:cs="Times New Roman"/>
-              </w:rPr>
-              <w:t>）、2021</w:t>
-            </w:r>
-            <w:r>
-              <w:rPr>
-                <w:rFonts w:hint="eastAsia" w:ascii="Times New Roman" w:hAnsi="Times New Roman" w:eastAsia="FangSong" w:cs="Times New Roman"/>
-              </w:rPr>
-              <w:t>年浙江省预赛试题第</w:t>
-            </w:r>
-            <w:r>
-              <w:rPr>
-                <w:rFonts w:hint="eastAsia" w:ascii="Times New Roman" w:hAnsi="Times New Roman" w:eastAsia="Times New Roman" w:cs="Times New Roman"/>
-              </w:rPr>
-              <w:t>17</w:t>
-            </w:r>
-            <w:r>
-              <w:rPr>
-                <w:rFonts w:hint="eastAsia" w:ascii="Times New Roman" w:hAnsi="Times New Roman" w:eastAsia="FangSong" w:cs="Times New Roman"/>
-              </w:rPr>
-              <w:t>题</w:t>
-            </w:r>
-            <w:r>
-              <w:rPr>
-                <w:rFonts w:hint="eastAsia" w:ascii="Times New Roman" w:hAnsi="Times New Roman" w:eastAsia="Times New Roman" w:cs="Times New Roman"/>
-              </w:rPr>
-              <w:t>（</w:t>
-            </w:r>
-            <w:r>
-              <w:rPr>
-                <w:rFonts w:hint="eastAsia" w:ascii="Times New Roman" w:hAnsi="Times New Roman" w:eastAsia="FangSong" w:cs="Times New Roman"/>
-              </w:rPr>
-              <w:t>单选</w:t>
             </w:r>
           </w:p>
         </w:tc>
@@ -4462,75 +4000,51 @@
             </w:pPr>
             <w:r>
               <w:rPr>
+                <w:rFonts w:hint="eastAsia" w:ascii="Times New Roman" w:hAnsi="Times New Roman" w:eastAsia="FangSong" w:cs="Times New Roman"/>
+              </w:rPr>
+              <w:t>一分册能力测试</w:t>
+            </w:r>
+            <w:r>
+              <w:rPr>
+                <w:rFonts w:hint="eastAsia" w:ascii="Times New Roman" w:hAnsi="Times New Roman" w:eastAsia="Times New Roman" w:cs="Times New Roman"/>
+              </w:rPr>
+              <w:t>、</w:t>
+            </w:r>
+            <w:r>
+              <w:rPr>
+                <w:rFonts w:hint="eastAsia" w:ascii="Times New Roman" w:hAnsi="Times New Roman" w:eastAsia="FangSong" w:cs="Times New Roman"/>
+              </w:rPr>
+              <w:t>化学竞赛初赛讲义</w:t>
+            </w:r>
+            <w:r>
+              <w:rPr>
+                <w:rFonts w:hint="eastAsia" w:ascii="Times New Roman" w:hAnsi="Times New Roman" w:eastAsia="Times New Roman" w:cs="Times New Roman"/>
+              </w:rPr>
+              <w:t>、</w:t>
+            </w:r>
+            <w:r>
+              <w:rPr>
+                <w:rFonts w:hint="eastAsia" w:ascii="Times New Roman" w:hAnsi="Times New Roman" w:eastAsia="FangSong" w:cs="Times New Roman"/>
+              </w:rPr>
+              <w:t>省预赛</w:t>
+            </w:r>
+            <w:r>
+              <w:rPr>
+                <w:rFonts w:hint="eastAsia" w:ascii="Times New Roman" w:hAnsi="Times New Roman" w:eastAsia="Times New Roman" w:cs="Times New Roman"/>
+              </w:rPr>
+              <w:t>·</w:t>
+            </w:r>
+            <w:r>
+              <w:rPr>
+                <w:rFonts w:hint="eastAsia" w:ascii="Times New Roman" w:hAnsi="Times New Roman" w:eastAsia="FangSong" w:cs="Times New Roman"/>
+              </w:rPr>
+              <w:t>浙江</w:t>
+            </w:r>
+            <w:r>
+              <w:rPr>
                 <w:rFonts w:hint="eastAsia" w:ascii="Times New Roman" w:hAnsi="Times New Roman" w:eastAsia="Times New Roman" w:cs="Times New Roman"/>
               </w:rPr>
               <w:t>2022</w:t>
-            </w:r>
-            <w:r>
-              <w:rPr>
-                <w:rFonts w:hint="eastAsia" w:ascii="Times New Roman" w:hAnsi="Times New Roman" w:eastAsia="FangSong" w:cs="Times New Roman"/>
-              </w:rPr>
-              <w:t>年浙江省预赛试题第</w:t>
-            </w:r>
-            <w:r>
-              <w:rPr>
-                <w:rFonts w:hint="eastAsia" w:ascii="Times New Roman" w:hAnsi="Times New Roman" w:eastAsia="Times New Roman" w:cs="Times New Roman"/>
-              </w:rPr>
-              <w:t>62</w:t>
-            </w:r>
-            <w:r>
-              <w:rPr>
-                <w:rFonts w:hint="eastAsia" w:ascii="Times New Roman" w:hAnsi="Times New Roman" w:eastAsia="FangSong" w:cs="Times New Roman"/>
-              </w:rPr>
-              <w:t>题</w:t>
-            </w:r>
-            <w:r>
-              <w:rPr>
-                <w:rFonts w:hint="eastAsia" w:ascii="Times New Roman" w:hAnsi="Times New Roman" w:eastAsia="Times New Roman" w:cs="Times New Roman"/>
-              </w:rPr>
-              <w:t>（</w:t>
-            </w:r>
-            <w:r>
-              <w:rPr>
-                <w:rFonts w:hint="eastAsia" w:ascii="Times New Roman" w:hAnsi="Times New Roman" w:eastAsia="FangSong" w:cs="Times New Roman"/>
-              </w:rPr>
-              <w:t>多选</w:t>
-            </w:r>
-            <w:r>
-              <w:rPr>
-                <w:rFonts w:hint="eastAsia" w:ascii="Times New Roman" w:hAnsi="Times New Roman" w:eastAsia="Times New Roman" w:cs="Times New Roman"/>
-              </w:rPr>
-              <w:t>）、2023</w:t>
-            </w:r>
-            <w:r>
-              <w:rPr>
-                <w:rFonts w:hint="eastAsia" w:ascii="Times New Roman" w:hAnsi="Times New Roman" w:eastAsia="FangSong" w:cs="Times New Roman"/>
-              </w:rPr>
-              <w:t>年浙江省预赛试题第</w:t>
-            </w:r>
-            <w:r>
-              <w:rPr>
-                <w:rFonts w:hint="eastAsia" w:ascii="Times New Roman" w:hAnsi="Times New Roman" w:eastAsia="Times New Roman" w:cs="Times New Roman"/>
-              </w:rPr>
-              <w:t>34</w:t>
-            </w:r>
-            <w:r>
-              <w:rPr>
-                <w:rFonts w:hint="eastAsia" w:ascii="Times New Roman" w:hAnsi="Times New Roman" w:eastAsia="FangSong" w:cs="Times New Roman"/>
-              </w:rPr>
-              <w:t>题</w:t>
-            </w:r>
-            <w:r>
-              <w:rPr>
-                <w:rFonts w:hint="eastAsia" w:ascii="Times New Roman" w:hAnsi="Times New Roman" w:eastAsia="Times New Roman" w:cs="Times New Roman"/>
-              </w:rPr>
-              <w:t>（</w:t>
-            </w:r>
-            <w:r>
-              <w:rPr>
-                <w:rFonts w:hint="eastAsia" w:ascii="Times New Roman" w:hAnsi="Times New Roman" w:eastAsia="FangSong" w:cs="Times New Roman"/>
-              </w:rPr>
-              <w:t>单选</w:t>
             </w:r>
           </w:p>
         </w:tc>
@@ -4711,25 +4225,25 @@
               <w:rPr>
                 <w:rFonts w:hint="eastAsia" w:ascii="Times New Roman" w:hAnsi="Times New Roman" w:eastAsia="FangSong" w:cs="Times New Roman"/>
               </w:rPr>
-              <w:t>赵鑫光</w:t>
-            </w:r>
-            <w:r>
-              <w:rPr>
-                <w:rFonts w:hint="eastAsia" w:ascii="Times New Roman" w:hAnsi="Times New Roman" w:eastAsia="Times New Roman" w:cs="Times New Roman"/>
-              </w:rPr>
-              <w:t>《</w:t>
-            </w:r>
-            <w:r>
-              <w:rPr>
-                <w:rFonts w:hint="eastAsia" w:ascii="Times New Roman" w:hAnsi="Times New Roman" w:eastAsia="FangSong" w:cs="Times New Roman"/>
-              </w:rPr>
-              <w:t>高中化学竞赛基本理论学习笔记</w:t>
-            </w:r>
-            <w:r>
-              <w:rPr>
-                <w:rFonts w:hint="eastAsia" w:ascii="Times New Roman" w:hAnsi="Times New Roman" w:eastAsia="Times New Roman" w:cs="Times New Roman"/>
-              </w:rPr>
-              <w:t>》</w:t>
+              <w:t>省预赛</w:t>
+            </w:r>
+            <w:r>
+              <w:rPr>
+                <w:rFonts w:hint="eastAsia" w:ascii="Times New Roman" w:hAnsi="Times New Roman" w:eastAsia="Times New Roman" w:cs="Times New Roman"/>
+              </w:rPr>
+              <w:t>·</w:t>
+            </w:r>
+            <w:r>
+              <w:rPr>
+                <w:rFonts w:hint="eastAsia" w:ascii="Times New Roman" w:hAnsi="Times New Roman" w:eastAsia="FangSong" w:cs="Times New Roman"/>
+              </w:rPr>
+              <w:t>浙江</w:t>
+            </w:r>
+            <w:r>
+              <w:rPr>
+                <w:rFonts w:hint="eastAsia" w:ascii="Times New Roman" w:hAnsi="Times New Roman" w:eastAsia="Times New Roman" w:cs="Times New Roman"/>
+              </w:rPr>
+              <w:t>2021</w:t>
             </w:r>
           </w:p>
         </w:tc>
@@ -4744,7 +4258,7 @@
               <w:rPr>
                 <w:rFonts w:ascii="Times New Roman" w:hAnsi="Times New Roman" w:eastAsia="Times New Roman" w:cs="Times New Roman"/>
               </w:rPr>
-              <w:t xml:space="preserve">7</w:t>
+              <w:t xml:space="preserve">11</w:t>
             </w:r>
           </w:p>
         </w:tc>
@@ -4761,7 +4275,7 @@
               <w:rPr>
                 <w:rFonts w:hint="eastAsia" w:ascii="Times New Roman" w:hAnsi="Times New Roman" w:eastAsia="FangSong" w:cs="Times New Roman"/>
               </w:rPr>
-              <w:t xml:space="preserve">化学竞赛初赛讲义</w:t>
+              <w:t xml:space="preserve">一分册能力测试</w:t>
             </w:r>
           </w:p>
         </w:tc>
@@ -4776,7 +4290,7 @@
               <w:rPr>
                 <w:rFonts w:ascii="Times New Roman" w:hAnsi="Times New Roman" w:eastAsia="Times New Roman" w:cs="Times New Roman"/>
               </w:rPr>
-              <w:t xml:space="preserve">4</w:t>
+              <w:t xml:space="preserve">9</w:t>
             </w:r>
           </w:p>
         </w:tc>
@@ -4793,37 +4307,25 @@
               <w:rPr>
                 <w:rFonts w:hint="eastAsia" w:ascii="Times New Roman" w:hAnsi="Times New Roman" w:eastAsia="FangSong" w:cs="Times New Roman"/>
               </w:rPr>
-              <w:t>第</w:t>
-            </w:r>
-            <w:r>
-              <w:rPr>
-                <w:rFonts w:hint="eastAsia" w:ascii="Times New Roman" w:hAnsi="Times New Roman" w:eastAsia="Times New Roman" w:cs="Times New Roman"/>
-              </w:rPr>
-              <w:t>28</w:t>
-            </w:r>
-            <w:r>
-              <w:rPr>
-                <w:rFonts w:hint="eastAsia" w:ascii="Times New Roman" w:hAnsi="Times New Roman" w:eastAsia="FangSong" w:cs="Times New Roman"/>
-              </w:rPr>
-              <w:t>届中国化学奥林匹克</w:t>
-            </w:r>
-            <w:r>
-              <w:rPr>
-                <w:rFonts w:hint="eastAsia" w:ascii="Times New Roman" w:hAnsi="Times New Roman" w:eastAsia="Times New Roman" w:cs="Times New Roman"/>
-              </w:rPr>
-              <w:t>(</w:t>
-            </w:r>
-            <w:r>
-              <w:rPr>
-                <w:rFonts w:hint="eastAsia" w:ascii="Times New Roman" w:hAnsi="Times New Roman" w:eastAsia="FangSong" w:cs="Times New Roman"/>
-              </w:rPr>
-              <w:t>决赛</w:t>
-            </w:r>
-            <w:r>
-              <w:rPr>
-                <w:rFonts w:hint="eastAsia" w:ascii="Times New Roman" w:hAnsi="Times New Roman" w:eastAsia="Times New Roman" w:cs="Times New Roman"/>
-              </w:rPr>
-              <w:t>)</w:t>
+              <w:t>省预赛</w:t>
+            </w:r>
+            <w:r>
+              <w:rPr>
+                <w:rFonts w:hint="eastAsia" w:ascii="Times New Roman" w:hAnsi="Times New Roman" w:eastAsia="Times New Roman" w:cs="Times New Roman"/>
+              </w:rPr>
+              <w:t>·</w:t>
+            </w:r>
+            <w:r>
+              <w:rPr>
+                <w:rFonts w:hint="eastAsia" w:ascii="Times New Roman" w:hAnsi="Times New Roman" w:eastAsia="FangSong" w:cs="Times New Roman"/>
+              </w:rPr>
+              <w:t>浙江</w:t>
+            </w:r>
+            <w:r>
+              <w:rPr>
+                <w:rFonts w:hint="eastAsia" w:ascii="Times New Roman" w:hAnsi="Times New Roman" w:eastAsia="Times New Roman" w:cs="Times New Roman"/>
+              </w:rPr>
+              <w:t>2022</w:t>
             </w:r>
           </w:p>
         </w:tc>
@@ -4838,7 +4340,7 @@
               <w:rPr>
                 <w:rFonts w:ascii="Times New Roman" w:hAnsi="Times New Roman" w:eastAsia="Times New Roman" w:cs="Times New Roman"/>
               </w:rPr>
-              <w:t xml:space="preserve">4</w:t>
+              <w:t xml:space="preserve">8</w:t>
             </w:r>
           </w:p>
         </w:tc>
@@ -4855,37 +4357,7 @@
               <w:rPr>
                 <w:rFonts w:hint="eastAsia" w:ascii="Times New Roman" w:hAnsi="Times New Roman" w:eastAsia="FangSong" w:cs="Times New Roman"/>
               </w:rPr>
-              <w:t>第</w:t>
-            </w:r>
-            <w:r>
-              <w:rPr>
-                <w:rFonts w:hint="eastAsia" w:ascii="Times New Roman" w:hAnsi="Times New Roman" w:eastAsia="Times New Roman" w:cs="Times New Roman"/>
-              </w:rPr>
-              <w:t>36</w:t>
-            </w:r>
-            <w:r>
-              <w:rPr>
-                <w:rFonts w:hint="eastAsia" w:ascii="Times New Roman" w:hAnsi="Times New Roman" w:eastAsia="FangSong" w:cs="Times New Roman"/>
-              </w:rPr>
-              <w:t>届中国化学奥林匹克</w:t>
-            </w:r>
-            <w:r>
-              <w:rPr>
-                <w:rFonts w:hint="eastAsia" w:ascii="Times New Roman" w:hAnsi="Times New Roman" w:eastAsia="Times New Roman" w:cs="Times New Roman"/>
-              </w:rPr>
-              <w:t>(</w:t>
-            </w:r>
-            <w:r>
-              <w:rPr>
-                <w:rFonts w:hint="eastAsia" w:ascii="Times New Roman" w:hAnsi="Times New Roman" w:eastAsia="FangSong" w:cs="Times New Roman"/>
-              </w:rPr>
-              <w:t>决赛</w:t>
-            </w:r>
-            <w:r>
-              <w:rPr>
-                <w:rFonts w:hint="eastAsia" w:ascii="Times New Roman" w:hAnsi="Times New Roman" w:eastAsia="Times New Roman" w:cs="Times New Roman"/>
-              </w:rPr>
-              <w:t>)</w:t>
+              <w:t xml:space="preserve">化学竞赛初赛讲义</w:t>
             </w:r>
           </w:p>
         </w:tc>
@@ -4900,7 +4372,7 @@
               <w:rPr>
                 <w:rFonts w:ascii="Times New Roman" w:hAnsi="Times New Roman" w:eastAsia="Times New Roman" w:cs="Times New Roman"/>
               </w:rPr>
-              <w:t xml:space="preserve">3</w:t>
+              <w:t xml:space="preserve">7</w:t>
             </w:r>
           </w:p>
         </w:tc>
@@ -4917,49 +4389,25 @@
               <w:rPr>
                 <w:rFonts w:hint="eastAsia" w:ascii="Times New Roman" w:hAnsi="Times New Roman" w:eastAsia="FangSong" w:cs="Times New Roman"/>
               </w:rPr>
-              <w:t>第</w:t>
-            </w:r>
-            <w:r>
-              <w:rPr>
-                <w:rFonts w:hint="eastAsia" w:ascii="Times New Roman" w:hAnsi="Times New Roman" w:eastAsia="Times New Roman" w:cs="Times New Roman"/>
-              </w:rPr>
-              <w:t>34</w:t>
-            </w:r>
-            <w:r>
-              <w:rPr>
-                <w:rFonts w:hint="eastAsia" w:ascii="Times New Roman" w:hAnsi="Times New Roman" w:eastAsia="FangSong" w:cs="Times New Roman"/>
-              </w:rPr>
-              <w:t>届中国化学奥林匹克</w:t>
-            </w:r>
-            <w:r>
-              <w:rPr>
-                <w:rFonts w:hint="eastAsia" w:ascii="Times New Roman" w:hAnsi="Times New Roman" w:eastAsia="Times New Roman" w:cs="Times New Roman"/>
-              </w:rPr>
-              <w:t>(</w:t>
-            </w:r>
-            <w:r>
-              <w:rPr>
-                <w:rFonts w:hint="eastAsia" w:ascii="Times New Roman" w:hAnsi="Times New Roman" w:eastAsia="FangSong" w:cs="Times New Roman"/>
-              </w:rPr>
-              <w:t>决赛</w:t>
-            </w:r>
-            <w:r>
-              <w:rPr>
-                <w:rFonts w:hint="eastAsia" w:ascii="Times New Roman" w:hAnsi="Times New Roman" w:eastAsia="Times New Roman" w:cs="Times New Roman"/>
-              </w:rPr>
-              <w:t>)</w:t>
-            </w:r>
-            <w:r>
-              <w:rPr>
-                <w:rFonts w:hint="eastAsia" w:ascii="Times New Roman" w:hAnsi="Times New Roman" w:eastAsia="FangSong" w:cs="Times New Roman"/>
-              </w:rPr>
-              <w:t>试题</w:t>
-            </w:r>
-            <w:r>
-              <w:rPr>
-                <w:rFonts w:hint="eastAsia" w:ascii="Times New Roman" w:hAnsi="Times New Roman" w:eastAsia="Times New Roman" w:cs="Times New Roman"/>
-              </w:rPr>
-              <w:t>-1</w:t>
+              <w:t>省预赛</w:t>
+            </w:r>
+            <w:r>
+              <w:rPr>
+                <w:rFonts w:hint="eastAsia" w:ascii="Times New Roman" w:hAnsi="Times New Roman" w:eastAsia="Times New Roman" w:cs="Times New Roman"/>
+              </w:rPr>
+              <w:t>·</w:t>
+            </w:r>
+            <w:r>
+              <w:rPr>
+                <w:rFonts w:hint="eastAsia" w:ascii="Times New Roman" w:hAnsi="Times New Roman" w:eastAsia="FangSong" w:cs="Times New Roman"/>
+              </w:rPr>
+              <w:t>浙江</w:t>
+            </w:r>
+            <w:r>
+              <w:rPr>
+                <w:rFonts w:hint="eastAsia" w:ascii="Times New Roman" w:hAnsi="Times New Roman" w:eastAsia="Times New Roman" w:cs="Times New Roman"/>
+              </w:rPr>
+              <w:t>2023</w:t>
             </w:r>
           </w:p>
         </w:tc>
@@ -4974,7 +4422,7 @@
               <w:rPr>
                 <w:rFonts w:ascii="Times New Roman" w:hAnsi="Times New Roman" w:eastAsia="Times New Roman" w:cs="Times New Roman"/>
               </w:rPr>
-              <w:t xml:space="preserve">3</w:t>
+              <w:t xml:space="preserve">7</w:t>
             </w:r>
           </w:p>
         </w:tc>
@@ -4991,49 +4439,25 @@
               <w:rPr>
                 <w:rFonts w:hint="eastAsia" w:ascii="Times New Roman" w:hAnsi="Times New Roman" w:eastAsia="FangSong" w:cs="Times New Roman"/>
               </w:rPr>
-              <w:t>第</w:t>
-            </w:r>
-            <w:r>
-              <w:rPr>
-                <w:rFonts w:hint="eastAsia" w:ascii="Times New Roman" w:hAnsi="Times New Roman" w:eastAsia="Times New Roman" w:cs="Times New Roman"/>
-              </w:rPr>
-              <w:t>34</w:t>
-            </w:r>
-            <w:r>
-              <w:rPr>
-                <w:rFonts w:hint="eastAsia" w:ascii="Times New Roman" w:hAnsi="Times New Roman" w:eastAsia="FangSong" w:cs="Times New Roman"/>
-              </w:rPr>
-              <w:t>届中国化学奥林匹克</w:t>
-            </w:r>
-            <w:r>
-              <w:rPr>
-                <w:rFonts w:hint="eastAsia" w:ascii="Times New Roman" w:hAnsi="Times New Roman" w:eastAsia="Times New Roman" w:cs="Times New Roman"/>
-              </w:rPr>
-              <w:t>(</w:t>
-            </w:r>
-            <w:r>
-              <w:rPr>
-                <w:rFonts w:hint="eastAsia" w:ascii="Times New Roman" w:hAnsi="Times New Roman" w:eastAsia="FangSong" w:cs="Times New Roman"/>
-              </w:rPr>
-              <w:t>决赛</w:t>
-            </w:r>
-            <w:r>
-              <w:rPr>
-                <w:rFonts w:hint="eastAsia" w:ascii="Times New Roman" w:hAnsi="Times New Roman" w:eastAsia="Times New Roman" w:cs="Times New Roman"/>
-              </w:rPr>
-              <w:t>)</w:t>
-            </w:r>
-            <w:r>
-              <w:rPr>
-                <w:rFonts w:hint="eastAsia" w:ascii="Times New Roman" w:hAnsi="Times New Roman" w:eastAsia="FangSong" w:cs="Times New Roman"/>
-              </w:rPr>
-              <w:t>试题</w:t>
-            </w:r>
-            <w:r>
-              <w:rPr>
-                <w:rFonts w:hint="eastAsia" w:ascii="Times New Roman" w:hAnsi="Times New Roman" w:eastAsia="Times New Roman" w:cs="Times New Roman"/>
-              </w:rPr>
-              <w:t>-2</w:t>
+              <w:t>赵鑫光</w:t>
+            </w:r>
+            <w:r>
+              <w:rPr>
+                <w:rFonts w:hint="eastAsia" w:ascii="Times New Roman" w:hAnsi="Times New Roman" w:eastAsia="Times New Roman" w:cs="Times New Roman"/>
+              </w:rPr>
+              <w:t>《</w:t>
+            </w:r>
+            <w:r>
+              <w:rPr>
+                <w:rFonts w:hint="eastAsia" w:ascii="Times New Roman" w:hAnsi="Times New Roman" w:eastAsia="FangSong" w:cs="Times New Roman"/>
+              </w:rPr>
+              <w:t>高中化学竞赛基本理论学习笔记</w:t>
+            </w:r>
+            <w:r>
+              <w:rPr>
+                <w:rFonts w:hint="eastAsia" w:ascii="Times New Roman" w:hAnsi="Times New Roman" w:eastAsia="Times New Roman" w:cs="Times New Roman"/>
+              </w:rPr>
+              <w:t>》</w:t>
             </w:r>
           </w:p>
         </w:tc>
@@ -5048,7 +4472,7 @@
               <w:rPr>
                 <w:rFonts w:ascii="Times New Roman" w:hAnsi="Times New Roman" w:eastAsia="Times New Roman" w:cs="Times New Roman"/>
               </w:rPr>
-              <w:t xml:space="preserve">3</w:t>
+              <w:t xml:space="preserve">5</w:t>
             </w:r>
           </w:p>
         </w:tc>
@@ -5065,37 +4489,7 @@
               <w:rPr>
                 <w:rFonts w:hint="eastAsia" w:ascii="Times New Roman" w:hAnsi="Times New Roman" w:eastAsia="FangSong" w:cs="Times New Roman"/>
               </w:rPr>
-              <w:t>第</w:t>
-            </w:r>
-            <w:r>
-              <w:rPr>
-                <w:rFonts w:hint="eastAsia" w:ascii="Times New Roman" w:hAnsi="Times New Roman" w:eastAsia="Times New Roman" w:cs="Times New Roman"/>
-              </w:rPr>
-              <w:t>37</w:t>
-            </w:r>
-            <w:r>
-              <w:rPr>
-                <w:rFonts w:hint="eastAsia" w:ascii="Times New Roman" w:hAnsi="Times New Roman" w:eastAsia="FangSong" w:cs="Times New Roman"/>
-              </w:rPr>
-              <w:t>届中国化学奥林匹克</w:t>
-            </w:r>
-            <w:r>
-              <w:rPr>
-                <w:rFonts w:hint="eastAsia" w:ascii="Times New Roman" w:hAnsi="Times New Roman" w:eastAsia="Times New Roman" w:cs="Times New Roman"/>
-              </w:rPr>
-              <w:t>(</w:t>
-            </w:r>
-            <w:r>
-              <w:rPr>
-                <w:rFonts w:hint="eastAsia" w:ascii="Times New Roman" w:hAnsi="Times New Roman" w:eastAsia="FangSong" w:cs="Times New Roman"/>
-              </w:rPr>
-              <w:t>决赛</w:t>
-            </w:r>
-            <w:r>
-              <w:rPr>
-                <w:rFonts w:hint="eastAsia" w:ascii="Times New Roman" w:hAnsi="Times New Roman" w:eastAsia="Times New Roman" w:cs="Times New Roman"/>
-              </w:rPr>
-              <w:t>)</w:t>
+              <w:t xml:space="preserve">上海中学竞赛课程</w:t>
             </w:r>
           </w:p>
         </w:tc>
@@ -5110,7 +4504,7 @@
               <w:rPr>
                 <w:rFonts w:ascii="Times New Roman" w:hAnsi="Times New Roman" w:eastAsia="Times New Roman" w:cs="Times New Roman"/>
               </w:rPr>
-              <w:t xml:space="preserve">3</w:t>
+              <w:t xml:space="preserve">5</w:t>
             </w:r>
           </w:p>
         </w:tc>
@@ -5127,58 +4521,34 @@
               <w:rPr>
                 <w:rFonts w:hint="eastAsia" w:ascii="Times New Roman" w:hAnsi="Times New Roman" w:eastAsia="FangSong" w:cs="Times New Roman"/>
               </w:rPr>
-              <w:t xml:space="preserve">北斗学友</w:t>
-            </w:r>
+              <w:t>第</w:t>
+            </w:r>
+            <w:r>
+              <w:rPr>
+                <w:rFonts w:hint="eastAsia" w:ascii="Times New Roman" w:hAnsi="Times New Roman" w:eastAsia="Times New Roman" w:cs="Times New Roman"/>
+              </w:rPr>
+              <w:t>28</w:t>
+            </w:r>
+            <w:r>
+              <w:rPr>
+                <w:rFonts w:hint="eastAsia" w:ascii="Times New Roman" w:hAnsi="Times New Roman" w:eastAsia="FangSong" w:cs="Times New Roman"/>
+              </w:rPr>
+              <w:t>届决赛</w:t>
+            </w:r>
+          </w:p>
+        </w:tc>
+        <w:tc>
+          <w:tcPr/>
+          <w:p>
+            <w:pPr>
+              <w:pStyle w:val="Compact"/>
+              <w:jc w:val="center"/>
+            </w:pPr>
             <w:r>
               <w:rPr>
                 <w:rFonts w:ascii="Times New Roman" w:hAnsi="Times New Roman" w:eastAsia="Times New Roman" w:cs="Times New Roman"/>
               </w:rPr>
-              <w:t xml:space="preserve"> 2024 </w:t>
-            </w:r>
-            <w:r>
-              <w:rPr>
-                <w:rFonts w:hint="eastAsia" w:ascii="Times New Roman" w:hAnsi="Times New Roman" w:eastAsia="FangSong" w:cs="Times New Roman"/>
-              </w:rPr>
-              <w:t>冬季化学竞赛</w:t>
-            </w:r>
-            <w:r>
-              <w:rPr>
-                <w:rFonts w:hint="eastAsia" w:ascii="Times New Roman" w:hAnsi="Times New Roman" w:eastAsia="Times New Roman" w:cs="Times New Roman"/>
-              </w:rPr>
-              <w:t>【BAT1-</w:t>
-            </w:r>
-            <w:r>
-              <w:rPr>
-                <w:rFonts w:hint="eastAsia" w:ascii="Times New Roman" w:hAnsi="Times New Roman" w:eastAsia="FangSong" w:cs="Times New Roman"/>
-              </w:rPr>
-              <w:t>联考一</w:t>
-            </w:r>
-            <w:r>
-              <w:rPr>
-                <w:rFonts w:hint="eastAsia" w:ascii="Times New Roman" w:hAnsi="Times New Roman" w:eastAsia="Times New Roman" w:cs="Times New Roman"/>
-              </w:rPr>
-              <w:t>】</w:t>
-            </w:r>
-            <w:r>
-              <w:rPr>
-                <w:rFonts w:hint="eastAsia" w:ascii="Times New Roman" w:hAnsi="Times New Roman" w:eastAsia="FangSong" w:cs="Times New Roman"/>
-              </w:rPr>
-              <w:t>模拟题</w:t>
-            </w:r>
-          </w:p>
-        </w:tc>
-        <w:tc>
-          <w:tcPr/>
-          <w:p>
-            <w:pPr>
-              <w:pStyle w:val="Compact"/>
-              <w:jc w:val="center"/>
-            </w:pPr>
-            <w:r>
-              <w:rPr>
-                <w:rFonts w:ascii="Times New Roman" w:hAnsi="Times New Roman" w:eastAsia="Times New Roman" w:cs="Times New Roman"/>
-              </w:rPr>
-              <w:t xml:space="preserve">2</w:t>
+              <w:t xml:space="preserve">4</w:t>
             </w:r>
           </w:p>
         </w:tc>
@@ -5195,58 +4565,34 @@
               <w:rPr>
                 <w:rFonts w:hint="eastAsia" w:ascii="Times New Roman" w:hAnsi="Times New Roman" w:eastAsia="FangSong" w:cs="Times New Roman"/>
               </w:rPr>
-              <w:t xml:space="preserve">北斗学友</w:t>
-            </w:r>
+              <w:t>第</w:t>
+            </w:r>
+            <w:r>
+              <w:rPr>
+                <w:rFonts w:hint="eastAsia" w:ascii="Times New Roman" w:hAnsi="Times New Roman" w:eastAsia="Times New Roman" w:cs="Times New Roman"/>
+              </w:rPr>
+              <w:t>34</w:t>
+            </w:r>
+            <w:r>
+              <w:rPr>
+                <w:rFonts w:hint="eastAsia" w:ascii="Times New Roman" w:hAnsi="Times New Roman" w:eastAsia="FangSong" w:cs="Times New Roman"/>
+              </w:rPr>
+              <w:t>届决赛</w:t>
+            </w:r>
+          </w:p>
+        </w:tc>
+        <w:tc>
+          <w:tcPr/>
+          <w:p>
+            <w:pPr>
+              <w:pStyle w:val="Compact"/>
+              <w:jc w:val="center"/>
+            </w:pPr>
             <w:r>
               <w:rPr>
                 <w:rFonts w:ascii="Times New Roman" w:hAnsi="Times New Roman" w:eastAsia="Times New Roman" w:cs="Times New Roman"/>
               </w:rPr>
-              <w:t xml:space="preserve"> 2026 </w:t>
-            </w:r>
-            <w:r>
-              <w:rPr>
-                <w:rFonts w:hint="eastAsia" w:ascii="Times New Roman" w:hAnsi="Times New Roman" w:eastAsia="FangSong" w:cs="Times New Roman"/>
-              </w:rPr>
-              <w:t>春季化学竞赛</w:t>
-            </w:r>
-            <w:r>
-              <w:rPr>
-                <w:rFonts w:hint="eastAsia" w:ascii="Times New Roman" w:hAnsi="Times New Roman" w:eastAsia="Times New Roman" w:cs="Times New Roman"/>
-              </w:rPr>
-              <w:t>【</w:t>
-            </w:r>
-            <w:r>
-              <w:rPr>
-                <w:rFonts w:hint="eastAsia" w:ascii="Times New Roman" w:hAnsi="Times New Roman" w:eastAsia="FangSong" w:cs="Times New Roman"/>
-              </w:rPr>
-              <w:t>大联考二</w:t>
-            </w:r>
-            <w:r>
-              <w:rPr>
-                <w:rFonts w:hint="eastAsia" w:ascii="Times New Roman" w:hAnsi="Times New Roman" w:eastAsia="Times New Roman" w:cs="Times New Roman"/>
-              </w:rPr>
-              <w:t>】</w:t>
-            </w:r>
-            <w:r>
-              <w:rPr>
-                <w:rFonts w:hint="eastAsia" w:ascii="Times New Roman" w:hAnsi="Times New Roman" w:eastAsia="FangSong" w:cs="Times New Roman"/>
-              </w:rPr>
-              <w:t>模拟题</w:t>
-            </w:r>
-          </w:p>
-        </w:tc>
-        <w:tc>
-          <w:tcPr/>
-          <w:p>
-            <w:pPr>
-              <w:pStyle w:val="Compact"/>
-              <w:jc w:val="center"/>
-            </w:pPr>
-            <w:r>
-              <w:rPr>
-                <w:rFonts w:ascii="Times New Roman" w:hAnsi="Times New Roman" w:eastAsia="Times New Roman" w:cs="Times New Roman"/>
-              </w:rPr>
-              <w:t xml:space="preserve">2</w:t>
+              <w:t xml:space="preserve">4</w:t>
             </w:r>
           </w:p>
         </w:tc>
@@ -5263,37 +4609,7 @@
               <w:rPr>
                 <w:rFonts w:hint="eastAsia" w:ascii="Times New Roman" w:hAnsi="Times New Roman" w:eastAsia="FangSong" w:cs="Times New Roman"/>
               </w:rPr>
-              <w:t>第</w:t>
-            </w:r>
-            <w:r>
-              <w:rPr>
-                <w:rFonts w:hint="eastAsia" w:ascii="Times New Roman" w:hAnsi="Times New Roman" w:eastAsia="Times New Roman" w:cs="Times New Roman"/>
-              </w:rPr>
-              <w:t>33</w:t>
-            </w:r>
-            <w:r>
-              <w:rPr>
-                <w:rFonts w:hint="eastAsia" w:ascii="Times New Roman" w:hAnsi="Times New Roman" w:eastAsia="FangSong" w:cs="Times New Roman"/>
-              </w:rPr>
-              <w:t>届中国化学奥林匹克</w:t>
-            </w:r>
-            <w:r>
-              <w:rPr>
-                <w:rFonts w:hint="eastAsia" w:ascii="Times New Roman" w:hAnsi="Times New Roman" w:eastAsia="Times New Roman" w:cs="Times New Roman"/>
-              </w:rPr>
-              <w:t>(</w:t>
-            </w:r>
-            <w:r>
-              <w:rPr>
-                <w:rFonts w:hint="eastAsia" w:ascii="Times New Roman" w:hAnsi="Times New Roman" w:eastAsia="FangSong" w:cs="Times New Roman"/>
-              </w:rPr>
-              <w:t>决赛</w:t>
-            </w:r>
-            <w:r>
-              <w:rPr>
-                <w:rFonts w:hint="eastAsia" w:ascii="Times New Roman" w:hAnsi="Times New Roman" w:eastAsia="Times New Roman" w:cs="Times New Roman"/>
-              </w:rPr>
-              <w:t>)</w:t>
+              <w:t xml:space="preserve">北斗学友竞赛模拟卷</w:t>
             </w:r>
           </w:p>
         </w:tc>
@@ -5308,7 +4624,7 @@
               <w:rPr>
                 <w:rFonts w:ascii="Times New Roman" w:hAnsi="Times New Roman" w:eastAsia="Times New Roman" w:cs="Times New Roman"/>
               </w:rPr>
-              <w:t xml:space="preserve">2</w:t>
+              <w:t xml:space="preserve">4</w:t>
             </w:r>
           </w:p>
         </w:tc>
@@ -5325,37 +4641,7 @@
               <w:rPr>
                 <w:rFonts w:hint="eastAsia" w:ascii="Times New Roman" w:hAnsi="Times New Roman" w:eastAsia="FangSong" w:cs="Times New Roman"/>
               </w:rPr>
-              <w:t>北斗学友</w:t>
-            </w:r>
-            <w:r>
-              <w:rPr>
-                <w:rFonts w:hint="eastAsia" w:ascii="Times New Roman" w:hAnsi="Times New Roman" w:eastAsia="Times New Roman" w:cs="Times New Roman"/>
-              </w:rPr>
-              <w:t>·</w:t>
-            </w:r>
-            <w:r>
-              <w:rPr>
-                <w:rFonts w:hint="eastAsia" w:ascii="Times New Roman" w:hAnsi="Times New Roman" w:eastAsia="FangSong" w:cs="Times New Roman"/>
-              </w:rPr>
-              <w:t>化学奥林匹克竞赛模拟试卷</w:t>
-            </w:r>
-            <w:r>
-              <w:rPr>
-                <w:rFonts w:hint="eastAsia" w:ascii="Times New Roman" w:hAnsi="Times New Roman" w:eastAsia="Times New Roman" w:cs="Times New Roman"/>
-              </w:rPr>
-              <w:t>（</w:t>
-            </w:r>
-            <w:r>
-              <w:rPr>
-                <w:rFonts w:hint="eastAsia" w:ascii="Times New Roman" w:hAnsi="Times New Roman" w:eastAsia="FangSong" w:cs="Times New Roman"/>
-              </w:rPr>
-              <w:t>一</w:t>
-            </w:r>
-            <w:r>
-              <w:rPr>
-                <w:rFonts w:hint="eastAsia" w:ascii="Times New Roman" w:hAnsi="Times New Roman" w:eastAsia="Times New Roman" w:cs="Times New Roman"/>
-              </w:rPr>
-              <w:t>）</w:t>
+              <w:t xml:space="preserve">高中化学竞赛教程第二分册</w:t>
             </w:r>
           </w:p>
         </w:tc>
@@ -5370,7 +4656,7 @@
               <w:rPr>
                 <w:rFonts w:ascii="Times New Roman" w:hAnsi="Times New Roman" w:eastAsia="Times New Roman" w:cs="Times New Roman"/>
               </w:rPr>
-              <w:t xml:space="preserve">2</w:t>
+              <w:t xml:space="preserve">4</w:t>
             </w:r>
           </w:p>
         </w:tc>
@@ -5385,45 +4671,21 @@
             </w:pPr>
             <w:r>
               <w:rPr>
-                <w:rFonts w:hint="eastAsia" w:ascii="Times New Roman" w:hAnsi="Times New Roman" w:eastAsia="Times New Roman" w:cs="Times New Roman"/>
-              </w:rPr>
-              <w:t>2022</w:t>
-            </w:r>
-            <w:r>
-              <w:rPr>
-                <w:rFonts w:hint="eastAsia" w:ascii="Times New Roman" w:hAnsi="Times New Roman" w:eastAsia="FangSong" w:cs="Times New Roman"/>
-              </w:rPr>
-              <w:t>年浙江省预赛试题第</w:t>
-            </w:r>
-            <w:r>
-              <w:rPr>
-                <w:rFonts w:hint="eastAsia" w:ascii="Times New Roman" w:hAnsi="Times New Roman" w:eastAsia="Times New Roman" w:cs="Times New Roman"/>
-              </w:rPr>
-              <w:t>69</w:t>
-            </w:r>
-            <w:r>
-              <w:rPr>
-                <w:rFonts w:hint="eastAsia" w:ascii="Times New Roman" w:hAnsi="Times New Roman" w:eastAsia="FangSong" w:cs="Times New Roman"/>
-              </w:rPr>
-              <w:t>题</w:t>
-            </w:r>
-            <w:r>
-              <w:rPr>
-                <w:rFonts w:hint="eastAsia" w:ascii="Times New Roman" w:hAnsi="Times New Roman" w:eastAsia="Times New Roman" w:cs="Times New Roman"/>
-              </w:rPr>
-              <w:t>（</w:t>
-            </w:r>
-            <w:r>
-              <w:rPr>
-                <w:rFonts w:hint="eastAsia" w:ascii="Times New Roman" w:hAnsi="Times New Roman" w:eastAsia="FangSong" w:cs="Times New Roman"/>
-              </w:rPr>
-              <w:t>多选</w:t>
-            </w:r>
-            <w:r>
-              <w:rPr>
-                <w:rFonts w:hint="eastAsia" w:ascii="Times New Roman" w:hAnsi="Times New Roman" w:eastAsia="Times New Roman" w:cs="Times New Roman"/>
-              </w:rPr>
-              <w:t>）</w:t>
+                <w:rFonts w:hint="eastAsia" w:ascii="Times New Roman" w:hAnsi="Times New Roman" w:eastAsia="FangSong" w:cs="Times New Roman"/>
+              </w:rPr>
+              <w:t>第</w:t>
+            </w:r>
+            <w:r>
+              <w:rPr>
+                <w:rFonts w:hint="eastAsia" w:ascii="Times New Roman" w:hAnsi="Times New Roman" w:eastAsia="Times New Roman" w:cs="Times New Roman"/>
+              </w:rPr>
+              <w:t>25</w:t>
+            </w:r>
+            <w:r>
+              <w:rPr>
+                <w:rFonts w:hint="eastAsia" w:ascii="Times New Roman" w:hAnsi="Times New Roman" w:eastAsia="FangSong" w:cs="Times New Roman"/>
+              </w:rPr>
+              <w:t>届决赛</w:t>
             </w:r>
           </w:p>
         </w:tc>
@@ -5438,7 +4700,7 @@
               <w:rPr>
                 <w:rFonts w:ascii="Times New Roman" w:hAnsi="Times New Roman" w:eastAsia="Times New Roman" w:cs="Times New Roman"/>
               </w:rPr>
-              <w:t xml:space="preserve">1</w:t>
+              <w:t xml:space="preserve">3</w:t>
             </w:r>
           </w:p>
         </w:tc>
@@ -5455,25 +4717,7 @@
               <w:rPr>
                 <w:rFonts w:hint="eastAsia" w:ascii="Times New Roman" w:hAnsi="Times New Roman" w:eastAsia="FangSong" w:cs="Times New Roman"/>
               </w:rPr>
-              <w:t>汇智竞赛题目</w:t>
-            </w:r>
-            <w:r>
-              <w:rPr>
-                <w:rFonts w:hint="eastAsia" w:ascii="Times New Roman" w:hAnsi="Times New Roman" w:eastAsia="Times New Roman" w:cs="Times New Roman"/>
-              </w:rPr>
-              <w:t>（</w:t>
-            </w:r>
-            <w:r>
-              <w:rPr>
-                <w:rFonts w:hint="eastAsia" w:ascii="Times New Roman" w:hAnsi="Times New Roman" w:eastAsia="FangSong" w:cs="Times New Roman"/>
-              </w:rPr>
-              <w:t>教师版忠实转录</w:t>
-            </w:r>
-            <w:r>
-              <w:rPr>
-                <w:rFonts w:hint="eastAsia" w:ascii="Times New Roman" w:hAnsi="Times New Roman" w:eastAsia="Times New Roman" w:cs="Times New Roman"/>
-              </w:rPr>
-              <w:t>）</w:t>
+              <w:t xml:space="preserve">高中化学竞赛教程第一分册</w:t>
             </w:r>
           </w:p>
         </w:tc>
@@ -5488,7 +4732,7 @@
               <w:rPr>
                 <w:rFonts w:ascii="Times New Roman" w:hAnsi="Times New Roman" w:eastAsia="Times New Roman" w:cs="Times New Roman"/>
               </w:rPr>
-              <w:t xml:space="preserve">1</w:t>
+              <w:t xml:space="preserve">3</w:t>
             </w:r>
           </w:p>
         </w:tc>
@@ -5505,58 +4749,34 @@
               <w:rPr>
                 <w:rFonts w:hint="eastAsia" w:ascii="Times New Roman" w:hAnsi="Times New Roman" w:eastAsia="FangSong" w:cs="Times New Roman"/>
               </w:rPr>
-              <w:t>高中化学竞赛教程第一分册</w:t>
-            </w:r>
-            <w:r>
-              <w:rPr>
-                <w:rFonts w:hint="eastAsia" w:ascii="Times New Roman" w:hAnsi="Times New Roman" w:eastAsia="Times New Roman" w:cs="Times New Roman"/>
-              </w:rPr>
-              <w:t>·</w:t>
-            </w:r>
-            <w:r>
-              <w:rPr>
-                <w:rFonts w:hint="eastAsia" w:ascii="Times New Roman" w:hAnsi="Times New Roman" w:eastAsia="FangSong" w:cs="Times New Roman"/>
-              </w:rPr>
-              <w:t>配套能力测试</w:t>
-            </w:r>
+              <w:t>第</w:t>
+            </w:r>
+            <w:r>
+              <w:rPr>
+                <w:rFonts w:hint="eastAsia" w:ascii="Times New Roman" w:hAnsi="Times New Roman" w:eastAsia="Times New Roman" w:cs="Times New Roman"/>
+              </w:rPr>
+              <w:t>32</w:t>
+            </w:r>
+            <w:r>
+              <w:rPr>
+                <w:rFonts w:hint="eastAsia" w:ascii="Times New Roman" w:hAnsi="Times New Roman" w:eastAsia="FangSong" w:cs="Times New Roman"/>
+              </w:rPr>
+              <w:t>届初赛</w:t>
+            </w:r>
+          </w:p>
+        </w:tc>
+        <w:tc>
+          <w:tcPr/>
+          <w:p>
+            <w:pPr>
+              <w:pStyle w:val="Compact"/>
+              <w:jc w:val="center"/>
+            </w:pPr>
             <w:r>
               <w:rPr>
                 <w:rFonts w:ascii="Times New Roman" w:hAnsi="Times New Roman" w:eastAsia="Times New Roman" w:cs="Times New Roman"/>
               </w:rPr>
-              <w:t xml:space="preserve"> </w:t>
-            </w:r>
-            <w:r>
-              <w:rPr>
-                <w:rFonts w:hint="eastAsia" w:ascii="Times New Roman" w:hAnsi="Times New Roman" w:eastAsia="FangSong" w:cs="Times New Roman"/>
-              </w:rPr>
-              <w:t>第</w:t>
-            </w:r>
-            <w:r>
-              <w:rPr>
-                <w:rFonts w:hint="eastAsia" w:ascii="Times New Roman" w:hAnsi="Times New Roman" w:eastAsia="Times New Roman" w:cs="Times New Roman"/>
-              </w:rPr>
-              <w:t>5</w:t>
-            </w:r>
-            <w:r>
-              <w:rPr>
-                <w:rFonts w:hint="eastAsia" w:ascii="Times New Roman" w:hAnsi="Times New Roman" w:eastAsia="FangSong" w:cs="Times New Roman"/>
-              </w:rPr>
-              <w:t>章</w:t>
-            </w:r>
-          </w:p>
-        </w:tc>
-        <w:tc>
-          <w:tcPr/>
-          <w:p>
-            <w:pPr>
-              <w:pStyle w:val="Compact"/>
-              <w:jc w:val="center"/>
-            </w:pPr>
-            <w:r>
-              <w:rPr>
-                <w:rFonts w:ascii="Times New Roman" w:hAnsi="Times New Roman" w:eastAsia="Times New Roman" w:cs="Times New Roman"/>
-              </w:rPr>
-              <w:t xml:space="preserve">1</w:t>
+              <w:t xml:space="preserve">3</w:t>
             </w:r>
           </w:p>
         </w:tc>
@@ -5571,45 +4791,21 @@
             </w:pPr>
             <w:r>
               <w:rPr>
-                <w:rFonts w:hint="eastAsia" w:ascii="Times New Roman" w:hAnsi="Times New Roman" w:eastAsia="Times New Roman" w:cs="Times New Roman"/>
-              </w:rPr>
-              <w:t>2021</w:t>
-            </w:r>
-            <w:r>
-              <w:rPr>
-                <w:rFonts w:hint="eastAsia" w:ascii="Times New Roman" w:hAnsi="Times New Roman" w:eastAsia="FangSong" w:cs="Times New Roman"/>
-              </w:rPr>
-              <w:t>年浙江省预赛试题第</w:t>
-            </w:r>
-            <w:r>
-              <w:rPr>
-                <w:rFonts w:hint="eastAsia" w:ascii="Times New Roman" w:hAnsi="Times New Roman" w:eastAsia="Times New Roman" w:cs="Times New Roman"/>
-              </w:rPr>
-              <w:t>10</w:t>
-            </w:r>
-            <w:r>
-              <w:rPr>
-                <w:rFonts w:hint="eastAsia" w:ascii="Times New Roman" w:hAnsi="Times New Roman" w:eastAsia="FangSong" w:cs="Times New Roman"/>
-              </w:rPr>
-              <w:t>题</w:t>
-            </w:r>
-            <w:r>
-              <w:rPr>
-                <w:rFonts w:hint="eastAsia" w:ascii="Times New Roman" w:hAnsi="Times New Roman" w:eastAsia="Times New Roman" w:cs="Times New Roman"/>
-              </w:rPr>
-              <w:t>（</w:t>
-            </w:r>
-            <w:r>
-              <w:rPr>
-                <w:rFonts w:hint="eastAsia" w:ascii="Times New Roman" w:hAnsi="Times New Roman" w:eastAsia="FangSong" w:cs="Times New Roman"/>
-              </w:rPr>
-              <w:t>单选</w:t>
-            </w:r>
-            <w:r>
-              <w:rPr>
-                <w:rFonts w:hint="eastAsia" w:ascii="Times New Roman" w:hAnsi="Times New Roman" w:eastAsia="Times New Roman" w:cs="Times New Roman"/>
-              </w:rPr>
-              <w:t>）</w:t>
+                <w:rFonts w:hint="eastAsia" w:ascii="Times New Roman" w:hAnsi="Times New Roman" w:eastAsia="FangSong" w:cs="Times New Roman"/>
+              </w:rPr>
+              <w:t>第</w:t>
+            </w:r>
+            <w:r>
+              <w:rPr>
+                <w:rFonts w:hint="eastAsia" w:ascii="Times New Roman" w:hAnsi="Times New Roman" w:eastAsia="Times New Roman" w:cs="Times New Roman"/>
+              </w:rPr>
+              <w:t>26</w:t>
+            </w:r>
+            <w:r>
+              <w:rPr>
+                <w:rFonts w:hint="eastAsia" w:ascii="Times New Roman" w:hAnsi="Times New Roman" w:eastAsia="FangSong" w:cs="Times New Roman"/>
+              </w:rPr>
+              <w:t>届初赛</w:t>
             </w:r>
           </w:p>
         </w:tc>
@@ -5624,7 +4820,7 @@
               <w:rPr>
                 <w:rFonts w:ascii="Times New Roman" w:hAnsi="Times New Roman" w:eastAsia="Times New Roman" w:cs="Times New Roman"/>
               </w:rPr>
-              <w:t xml:space="preserve">1</w:t>
+              <w:t xml:space="preserve">3</w:t>
             </w:r>
           </w:p>
         </w:tc>
@@ -5639,45 +4835,21 @@
             </w:pPr>
             <w:r>
               <w:rPr>
-                <w:rFonts w:hint="eastAsia" w:ascii="Times New Roman" w:hAnsi="Times New Roman" w:eastAsia="Times New Roman" w:cs="Times New Roman"/>
-              </w:rPr>
-              <w:t>2021</w:t>
-            </w:r>
-            <w:r>
-              <w:rPr>
-                <w:rFonts w:hint="eastAsia" w:ascii="Times New Roman" w:hAnsi="Times New Roman" w:eastAsia="FangSong" w:cs="Times New Roman"/>
-              </w:rPr>
-              <w:t>年浙江省预赛试题第</w:t>
-            </w:r>
-            <w:r>
-              <w:rPr>
-                <w:rFonts w:hint="eastAsia" w:ascii="Times New Roman" w:hAnsi="Times New Roman" w:eastAsia="Times New Roman" w:cs="Times New Roman"/>
-              </w:rPr>
-              <w:t>4</w:t>
-            </w:r>
-            <w:r>
-              <w:rPr>
-                <w:rFonts w:hint="eastAsia" w:ascii="Times New Roman" w:hAnsi="Times New Roman" w:eastAsia="FangSong" w:cs="Times New Roman"/>
-              </w:rPr>
-              <w:t>题</w:t>
-            </w:r>
-            <w:r>
-              <w:rPr>
-                <w:rFonts w:hint="eastAsia" w:ascii="Times New Roman" w:hAnsi="Times New Roman" w:eastAsia="Times New Roman" w:cs="Times New Roman"/>
-              </w:rPr>
-              <w:t>（</w:t>
-            </w:r>
-            <w:r>
-              <w:rPr>
-                <w:rFonts w:hint="eastAsia" w:ascii="Times New Roman" w:hAnsi="Times New Roman" w:eastAsia="FangSong" w:cs="Times New Roman"/>
-              </w:rPr>
-              <w:t>单选</w:t>
-            </w:r>
-            <w:r>
-              <w:rPr>
-                <w:rFonts w:hint="eastAsia" w:ascii="Times New Roman" w:hAnsi="Times New Roman" w:eastAsia="Times New Roman" w:cs="Times New Roman"/>
-              </w:rPr>
-              <w:t>）</w:t>
+                <w:rFonts w:hint="eastAsia" w:ascii="Times New Roman" w:hAnsi="Times New Roman" w:eastAsia="FangSong" w:cs="Times New Roman"/>
+              </w:rPr>
+              <w:t>第</w:t>
+            </w:r>
+            <w:r>
+              <w:rPr>
+                <w:rFonts w:hint="eastAsia" w:ascii="Times New Roman" w:hAnsi="Times New Roman" w:eastAsia="Times New Roman" w:cs="Times New Roman"/>
+              </w:rPr>
+              <w:t>33</w:t>
+            </w:r>
+            <w:r>
+              <w:rPr>
+                <w:rFonts w:hint="eastAsia" w:ascii="Times New Roman" w:hAnsi="Times New Roman" w:eastAsia="FangSong" w:cs="Times New Roman"/>
+              </w:rPr>
+              <w:t>届初赛</w:t>
             </w:r>
           </w:p>
         </w:tc>
@@ -5692,7 +4864,7 @@
               <w:rPr>
                 <w:rFonts w:ascii="Times New Roman" w:hAnsi="Times New Roman" w:eastAsia="Times New Roman" w:cs="Times New Roman"/>
               </w:rPr>
-              <w:t xml:space="preserve">1</w:t>
+              <w:t xml:space="preserve">3</w:t>
             </w:r>
           </w:p>
         </w:tc>
@@ -5709,73 +4881,19 @@
               <w:rPr>
                 <w:rFonts w:hint="eastAsia" w:ascii="Times New Roman" w:hAnsi="Times New Roman" w:eastAsia="FangSong" w:cs="Times New Roman"/>
               </w:rPr>
-              <w:t>上海中学竞赛课程</w:t>
-            </w:r>
-            <w:r>
-              <w:rPr>
-                <w:rFonts w:hint="eastAsia" w:ascii="Times New Roman" w:hAnsi="Times New Roman" w:eastAsia="Times New Roman" w:cs="Times New Roman"/>
-              </w:rPr>
-              <w:t>·</w:t>
-            </w:r>
-            <w:r>
-              <w:rPr>
-                <w:rFonts w:hint="eastAsia" w:ascii="Times New Roman" w:hAnsi="Times New Roman" w:eastAsia="FangSong" w:cs="Times New Roman"/>
-              </w:rPr>
-              <w:t>化学</w:t>
-            </w:r>
-            <w:r>
-              <w:rPr>
-                <w:rFonts w:hint="eastAsia" w:ascii="Times New Roman" w:hAnsi="Times New Roman" w:eastAsia="Times New Roman" w:cs="Times New Roman"/>
-              </w:rPr>
-              <w:t>·</w:t>
-            </w:r>
-            <w:r>
-              <w:rPr>
-                <w:rFonts w:hint="eastAsia" w:ascii="Times New Roman" w:hAnsi="Times New Roman" w:eastAsia="FangSong" w:cs="Times New Roman"/>
-              </w:rPr>
               <w:t>第</w:t>
             </w:r>
             <w:r>
               <w:rPr>
                 <w:rFonts w:hint="eastAsia" w:ascii="Times New Roman" w:hAnsi="Times New Roman" w:eastAsia="Times New Roman" w:cs="Times New Roman"/>
               </w:rPr>
-              <w:t>1</w:t>
-            </w:r>
-            <w:r>
-              <w:rPr>
-                <w:rFonts w:hint="eastAsia" w:ascii="Times New Roman" w:hAnsi="Times New Roman" w:eastAsia="FangSong" w:cs="Times New Roman"/>
-              </w:rPr>
-              <w:t>分册</w:t>
-            </w:r>
-            <w:r>
-              <w:rPr>
-                <w:rFonts w:hint="eastAsia" w:ascii="Times New Roman" w:hAnsi="Times New Roman" w:eastAsia="Times New Roman" w:cs="Times New Roman"/>
-              </w:rPr>
-              <w:t>·</w:t>
-            </w:r>
-            <w:r>
-              <w:rPr>
-                <w:rFonts w:hint="eastAsia" w:ascii="Times New Roman" w:hAnsi="Times New Roman" w:eastAsia="FangSong" w:cs="Times New Roman"/>
-              </w:rPr>
-              <w:t>第三讲</w:t>
-            </w:r>
-            <w:r>
-              <w:rPr>
-                <w:rFonts w:hint="eastAsia" w:ascii="Times New Roman" w:hAnsi="Times New Roman" w:eastAsia="Times New Roman" w:cs="Times New Roman"/>
-              </w:rPr>
-              <w:t>（</w:t>
-            </w:r>
-            <w:r>
-              <w:rPr>
-                <w:rFonts w:hint="eastAsia" w:ascii="Times New Roman" w:hAnsi="Times New Roman" w:eastAsia="FangSong" w:cs="Times New Roman"/>
-              </w:rPr>
-              <w:t>元素周期表与元素周期律</w:t>
-            </w:r>
-            <w:r>
-              <w:rPr>
-                <w:rFonts w:hint="eastAsia" w:ascii="Times New Roman" w:hAnsi="Times New Roman" w:eastAsia="Times New Roman" w:cs="Times New Roman"/>
-              </w:rPr>
-              <w:t>）</w:t>
+              <w:t>36</w:t>
+            </w:r>
+            <w:r>
+              <w:rPr>
+                <w:rFonts w:hint="eastAsia" w:ascii="Times New Roman" w:hAnsi="Times New Roman" w:eastAsia="FangSong" w:cs="Times New Roman"/>
+              </w:rPr>
+              <w:t>届决赛</w:t>
             </w:r>
           </w:p>
         </w:tc>
@@ -5790,7 +4908,7 @@
               <w:rPr>
                 <w:rFonts w:ascii="Times New Roman" w:hAnsi="Times New Roman" w:eastAsia="Times New Roman" w:cs="Times New Roman"/>
               </w:rPr>
-              <w:t xml:space="preserve">1</w:t>
+              <w:t xml:space="preserve">3</w:t>
             </w:r>
           </w:p>
         </w:tc>
@@ -5813,61 +4931,13 @@
               <w:rPr>
                 <w:rFonts w:hint="eastAsia" w:ascii="Times New Roman" w:hAnsi="Times New Roman" w:eastAsia="Times New Roman" w:cs="Times New Roman"/>
               </w:rPr>
-              <w:t>25</w:t>
-            </w:r>
-            <w:r>
-              <w:rPr>
-                <w:rFonts w:hint="eastAsia" w:ascii="Times New Roman" w:hAnsi="Times New Roman" w:eastAsia="FangSong" w:cs="Times New Roman"/>
-              </w:rPr>
-              <w:t>届中国化学奥林匹克</w:t>
-            </w:r>
-            <w:r>
-              <w:rPr>
-                <w:rFonts w:hint="eastAsia" w:ascii="Times New Roman" w:hAnsi="Times New Roman" w:eastAsia="Times New Roman" w:cs="Times New Roman"/>
-              </w:rPr>
-              <w:t>（</w:t>
-            </w:r>
-            <w:r>
-              <w:rPr>
-                <w:rFonts w:hint="eastAsia" w:ascii="Times New Roman" w:hAnsi="Times New Roman" w:eastAsia="FangSong" w:cs="Times New Roman"/>
-              </w:rPr>
-              <w:t>决赛</w:t>
-            </w:r>
-            <w:r>
-              <w:rPr>
-                <w:rFonts w:hint="eastAsia" w:ascii="Times New Roman" w:hAnsi="Times New Roman" w:eastAsia="Times New Roman" w:cs="Times New Roman"/>
-              </w:rPr>
-              <w:t>）</w:t>
-            </w:r>
-            <w:r>
-              <w:rPr>
-                <w:rFonts w:hint="eastAsia" w:ascii="Times New Roman" w:hAnsi="Times New Roman" w:eastAsia="FangSong" w:cs="Times New Roman"/>
-              </w:rPr>
-              <w:t>第</w:t>
-            </w:r>
-            <w:r>
-              <w:rPr>
-                <w:rFonts w:hint="eastAsia" w:ascii="Times New Roman" w:hAnsi="Times New Roman" w:eastAsia="Times New Roman" w:cs="Times New Roman"/>
-              </w:rPr>
-              <w:t>1</w:t>
-            </w:r>
-            <w:r>
-              <w:rPr>
-                <w:rFonts w:hint="eastAsia" w:ascii="Times New Roman" w:hAnsi="Times New Roman" w:eastAsia="FangSong" w:cs="Times New Roman"/>
-              </w:rPr>
-              <w:t>题第</w:t>
-            </w:r>
-            <w:r>
-              <w:rPr>
-                <w:rFonts w:hint="eastAsia" w:ascii="Times New Roman" w:hAnsi="Times New Roman" w:eastAsia="Times New Roman" w:cs="Times New Roman"/>
-              </w:rPr>
-              <w:t>(1-1)</w:t>
-            </w:r>
-            <w:r>
-              <w:rPr>
-                <w:rFonts w:hint="eastAsia" w:ascii="Times New Roman" w:hAnsi="Times New Roman" w:eastAsia="FangSong" w:cs="Times New Roman"/>
-              </w:rPr>
-              <w:t>小问</w:t>
+              <w:t>36</w:t>
+            </w:r>
+            <w:r>
+              <w:rPr>
+                <w:rFonts w:hint="eastAsia" w:ascii="Times New Roman" w:hAnsi="Times New Roman" w:eastAsia="FangSong" w:cs="Times New Roman"/>
+              </w:rPr>
+              <w:t>届初赛第二场</w:t>
             </w:r>
           </w:p>
         </w:tc>
@@ -5882,7 +4952,7 @@
               <w:rPr>
                 <w:rFonts w:ascii="Times New Roman" w:hAnsi="Times New Roman" w:eastAsia="Times New Roman" w:cs="Times New Roman"/>
               </w:rPr>
-              <w:t xml:space="preserve">1</w:t>
+              <w:t xml:space="preserve">3</w:t>
             </w:r>
           </w:p>
         </w:tc>
@@ -5899,64 +4969,34 @@
               <w:rPr>
                 <w:rFonts w:hint="eastAsia" w:ascii="Times New Roman" w:hAnsi="Times New Roman" w:eastAsia="FangSong" w:cs="Times New Roman"/>
               </w:rPr>
-              <w:t>高中化学竞赛教程第一分册</w:t>
-            </w:r>
-            <w:r>
-              <w:rPr>
-                <w:rFonts w:hint="eastAsia" w:ascii="Times New Roman" w:hAnsi="Times New Roman" w:eastAsia="Times New Roman" w:cs="Times New Roman"/>
-              </w:rPr>
-              <w:t>·</w:t>
-            </w:r>
-            <w:r>
-              <w:rPr>
-                <w:rFonts w:hint="eastAsia" w:ascii="Times New Roman" w:hAnsi="Times New Roman" w:eastAsia="FangSong" w:cs="Times New Roman"/>
-              </w:rPr>
               <w:t>第</w:t>
             </w:r>
             <w:r>
               <w:rPr>
                 <w:rFonts w:hint="eastAsia" w:ascii="Times New Roman" w:hAnsi="Times New Roman" w:eastAsia="Times New Roman" w:cs="Times New Roman"/>
               </w:rPr>
-              <w:t>6</w:t>
-            </w:r>
-            <w:r>
-              <w:rPr>
-                <w:rFonts w:hint="eastAsia" w:ascii="Times New Roman" w:hAnsi="Times New Roman" w:eastAsia="FangSong" w:cs="Times New Roman"/>
-              </w:rPr>
-              <w:t>讲</w:t>
-            </w:r>
+              <w:t>40</w:t>
+            </w:r>
+            <w:r>
+              <w:rPr>
+                <w:rFonts w:hint="eastAsia" w:ascii="Times New Roman" w:hAnsi="Times New Roman" w:eastAsia="FangSong" w:cs="Times New Roman"/>
+              </w:rPr>
+              <w:t>届初赛</w:t>
+            </w:r>
+          </w:p>
+        </w:tc>
+        <w:tc>
+          <w:tcPr/>
+          <w:p>
+            <w:pPr>
+              <w:pStyle w:val="Compact"/>
+              <w:jc w:val="center"/>
+            </w:pPr>
             <w:r>
               <w:rPr>
                 <w:rFonts w:ascii="Times New Roman" w:hAnsi="Times New Roman" w:eastAsia="Times New Roman" w:cs="Times New Roman"/>
               </w:rPr>
-              <w:t xml:space="preserve"> </w:t>
-            </w:r>
-            <w:r>
-              <w:rPr>
-                <w:rFonts w:hint="eastAsia" w:ascii="Times New Roman" w:hAnsi="Times New Roman" w:eastAsia="FangSong" w:cs="Times New Roman"/>
-              </w:rPr>
-              <w:t xml:space="preserve">实战演练</w:t>
-            </w:r>
-            <w:r>
-              <w:rPr>
-                <w:rFonts w:ascii="Times New Roman" w:hAnsi="Times New Roman" w:eastAsia="Times New Roman" w:cs="Times New Roman"/>
-              </w:rPr>
-              <w:t xml:space="preserve"> 1</w:t>
-            </w:r>
-          </w:p>
-        </w:tc>
-        <w:tc>
-          <w:tcPr/>
-          <w:p>
-            <w:pPr>
-              <w:pStyle w:val="Compact"/>
-              <w:jc w:val="center"/>
-            </w:pPr>
-            <w:r>
-              <w:rPr>
-                <w:rFonts w:ascii="Times New Roman" w:hAnsi="Times New Roman" w:eastAsia="Times New Roman" w:cs="Times New Roman"/>
-              </w:rPr>
-              <w:t xml:space="preserve">1</w:t>
+              <w:t xml:space="preserve">3</w:t>
             </w:r>
           </w:p>
         </w:tc>
@@ -5973,64 +5013,34 @@
               <w:rPr>
                 <w:rFonts w:hint="eastAsia" w:ascii="Times New Roman" w:hAnsi="Times New Roman" w:eastAsia="FangSong" w:cs="Times New Roman"/>
               </w:rPr>
-              <w:t>高中化学竞赛教程第一分册</w:t>
-            </w:r>
-            <w:r>
-              <w:rPr>
-                <w:rFonts w:hint="eastAsia" w:ascii="Times New Roman" w:hAnsi="Times New Roman" w:eastAsia="Times New Roman" w:cs="Times New Roman"/>
-              </w:rPr>
-              <w:t>·</w:t>
-            </w:r>
-            <w:r>
-              <w:rPr>
-                <w:rFonts w:hint="eastAsia" w:ascii="Times New Roman" w:hAnsi="Times New Roman" w:eastAsia="FangSong" w:cs="Times New Roman"/>
-              </w:rPr>
               <w:t>第</w:t>
             </w:r>
             <w:r>
               <w:rPr>
                 <w:rFonts w:hint="eastAsia" w:ascii="Times New Roman" w:hAnsi="Times New Roman" w:eastAsia="Times New Roman" w:cs="Times New Roman"/>
               </w:rPr>
-              <w:t>6</w:t>
-            </w:r>
-            <w:r>
-              <w:rPr>
-                <w:rFonts w:hint="eastAsia" w:ascii="Times New Roman" w:hAnsi="Times New Roman" w:eastAsia="FangSong" w:cs="Times New Roman"/>
-              </w:rPr>
-              <w:t>讲</w:t>
-            </w:r>
+              <w:t>37</w:t>
+            </w:r>
+            <w:r>
+              <w:rPr>
+                <w:rFonts w:hint="eastAsia" w:ascii="Times New Roman" w:hAnsi="Times New Roman" w:eastAsia="FangSong" w:cs="Times New Roman"/>
+              </w:rPr>
+              <w:t>届决赛</w:t>
+            </w:r>
+          </w:p>
+        </w:tc>
+        <w:tc>
+          <w:tcPr/>
+          <w:p>
+            <w:pPr>
+              <w:pStyle w:val="Compact"/>
+              <w:jc w:val="center"/>
+            </w:pPr>
             <w:r>
               <w:rPr>
                 <w:rFonts w:ascii="Times New Roman" w:hAnsi="Times New Roman" w:eastAsia="Times New Roman" w:cs="Times New Roman"/>
               </w:rPr>
-              <w:t xml:space="preserve"> </w:t>
-            </w:r>
-            <w:r>
-              <w:rPr>
-                <w:rFonts w:hint="eastAsia" w:ascii="Times New Roman" w:hAnsi="Times New Roman" w:eastAsia="FangSong" w:cs="Times New Roman"/>
-              </w:rPr>
-              <w:t xml:space="preserve">实战演练</w:t>
-            </w:r>
-            <w:r>
-              <w:rPr>
-                <w:rFonts w:ascii="Times New Roman" w:hAnsi="Times New Roman" w:eastAsia="Times New Roman" w:cs="Times New Roman"/>
-              </w:rPr>
-              <w:t xml:space="preserve"> 2</w:t>
-            </w:r>
-          </w:p>
-        </w:tc>
-        <w:tc>
-          <w:tcPr/>
-          <w:p>
-            <w:pPr>
-              <w:pStyle w:val="Compact"/>
-              <w:jc w:val="center"/>
-            </w:pPr>
-            <w:r>
-              <w:rPr>
-                <w:rFonts w:ascii="Times New Roman" w:hAnsi="Times New Roman" w:eastAsia="Times New Roman" w:cs="Times New Roman"/>
-              </w:rPr>
-              <w:t xml:space="preserve">1</w:t>
+              <w:t xml:space="preserve">3</w:t>
             </w:r>
           </w:p>
         </w:tc>
